--- a/backend-google-docs/02-nodejs.docx
+++ b/backend-google-docs/02-nodejs.docx
@@ -4559,7 +4559,7 @@
       </w:pPr>
       <w:r>
         <w:rPr/>
-        <w:t>🎯 From Your Resume</w:t>
+        <w:t>🟢 More Basics</w:t>
       </w:r>
     </w:p>
     <w:p>
@@ -4579,7 +4579,7 @@
           <w:color w:val="1F3A5F"/>
           <w:sz w:val="24"/>
         </w:rPr>
-        <w:t>Q25. "Tell me about the Express backends in your Blood Bank and Quiz projects."</w:t>
+        <w:t>Q25. What is V8, and what does it do for Node?</w:t>
       </w:r>
       <w:r>
         <w:rPr>
@@ -4600,7 +4600,7 @@
       </w:r>
       <w:r>
         <w:rPr/>
-        <w:t xml:space="preserve"> Express REST APIs with Mongoose and MongoDB, role-based routes for donors, hospitals and organisations (Blood Bank) or teachers and students (Quiz), with JWT authentication.</w:t>
+        <w:t xml:space="preserve"> Google's JavaScript engine that compiles JavaScript to machine code (with a JIT), manages memory and runs garbage collection.</w:t>
       </w:r>
     </w:p>
     <w:p>
@@ -4615,22 +4615,7 @@
       </w:r>
       <w:r>
         <w:rPr/>
-        <w:t xml:space="preserve"> Be ready to explain the routes, how roles were enforced in middleware, and the data model. Also say what you'd change now (validation, tests, TypeScript).</w:t>
-      </w:r>
-    </w:p>
-    <w:p>
-      <w:r>
-        <w:rPr/>
-      </w:r>
-      <w:r>
-        <w:rPr>
-          <w:b/>
-        </w:rPr>
-        <w:t>Example:</w:t>
-      </w:r>
-      <w:r>
-        <w:rPr/>
-        <w:t xml:space="preserve"> </w:t>
+        <w:t xml:space="preserve"> V8 executes your code; libuv provides the event loop and I/O. Node glues them together and adds APIs like </w:t>
       </w:r>
       <w:r>
         <w:rPr>
@@ -4638,11 +4623,11 @@
           <w:color w:val="B42318"/>
           <w:sz w:val="20"/>
         </w:rPr>
-        <w:t>POST /donations</w:t>
-      </w:r>
-      <w:r>
-        <w:rPr/>
-        <w:t xml:space="preserve"> allowed only for donors; </w:t>
+        <w:t>fs</w:t>
+      </w:r>
+      <w:r>
+        <w:rPr/>
+        <w:t xml:space="preserve">, </w:t>
       </w:r>
       <w:r>
         <w:rPr>
@@ -4650,11 +4635,11 @@
           <w:color w:val="B42318"/>
           <w:sz w:val="20"/>
         </w:rPr>
-        <w:t>GET /inventory</w:t>
-      </w:r>
-      <w:r>
-        <w:rPr/>
-        <w:t xml:space="preserve"> only for organisations, checked in an </w:t>
+        <w:t>http</w:t>
+      </w:r>
+      <w:r>
+        <w:rPr/>
+        <w:t xml:space="preserve"> and </w:t>
       </w:r>
       <w:r>
         <w:rPr>
@@ -4662,11 +4647,11 @@
           <w:color w:val="B42318"/>
           <w:sz w:val="20"/>
         </w:rPr>
-        <w:t>authorize('organisation')</w:t>
-      </w:r>
-      <w:r>
-        <w:rPr/>
-        <w:t xml:space="preserve"> middleware.</w:t>
+        <w:t>crypto</w:t>
+      </w:r>
+      <w:r>
+        <w:rPr/>
+        <w:t>.</w:t>
       </w:r>
     </w:p>
     <w:p>
@@ -4677,11 +4662,26 @@
         <w:rPr>
           <w:b/>
         </w:rPr>
+        <w:t>Example:</w:t>
+      </w:r>
+      <w:r>
+        <w:rPr/>
+        <w:t xml:space="preserve"> Hot functions get optimised by V8's TurboFan compiler; changing object shapes often can de-optimise them.</w:t>
+      </w:r>
+    </w:p>
+    <w:p>
+      <w:r>
+        <w:rPr/>
+      </w:r>
+      <w:r>
+        <w:rPr>
+          <w:b/>
+        </w:rPr>
         <w:t>Say it like this:</w:t>
       </w:r>
       <w:r>
         <w:rPr/>
-        <w:t xml:space="preserve"> "Both were Express APIs on MongoDB with JWT auth and role middleware. Today I'd add schema validation on every route, integration tests, and TypeScript, which I use on all my current work."</w:t>
+        <w:t xml:space="preserve"> "V8 runs the JavaScript, libuv handles the I/O, and Node is the layer that connects them with server-side APIs."</w:t>
       </w:r>
     </w:p>
     <w:p>
@@ -4708,7 +4708,3833 @@
           <w:color w:val="1F3A5F"/>
           <w:sz w:val="24"/>
         </w:rPr>
-        <w:t>Q26. "Your resume says full-stack. What backend work do you own day to day?"</w:t>
+        <w:t xml:space="preserve">Q26. What is the difference between </w:t>
+      </w:r>
+      <w:r>
+        <w:rPr>
+          <w:rFonts w:ascii="Courier New" w:hAnsi="Courier New"/>
+          <w:b/>
+          <w:color w:val="1F3A5F"/>
+          <w:sz w:val="24"/>
+        </w:rPr>
+        <w:t>require</w:t>
+      </w:r>
+      <w:r>
+        <w:rPr>
+          <w:b/>
+          <w:color w:val="1F3A5F"/>
+          <w:sz w:val="24"/>
+        </w:rPr>
+        <w:t xml:space="preserve"> caching and re-importing?</w:t>
+      </w:r>
+      <w:r>
+        <w:rPr>
+          <w:color w:val="1F3A5F"/>
+          <w:sz w:val="24"/>
+        </w:rPr>
+      </w:r>
+    </w:p>
+    <w:p>
+      <w:r>
+        <w:rPr/>
+      </w:r>
+      <w:r>
+        <w:rPr>
+          <w:b/>
+        </w:rPr>
+        <w:t>Short answer:</w:t>
+      </w:r>
+      <w:r>
+        <w:rPr/>
+        <w:t xml:space="preserve"> Modules are loaded once and cached; later </w:t>
+      </w:r>
+      <w:r>
+        <w:rPr>
+          <w:rFonts w:ascii="Courier New" w:hAnsi="Courier New"/>
+          <w:color w:val="B42318"/>
+          <w:sz w:val="20"/>
+        </w:rPr>
+        <w:t>require</w:t>
+      </w:r>
+      <w:r>
+        <w:rPr/>
+        <w:t xml:space="preserve"> or </w:t>
+      </w:r>
+      <w:r>
+        <w:rPr>
+          <w:rFonts w:ascii="Courier New" w:hAnsi="Courier New"/>
+          <w:color w:val="B42318"/>
+          <w:sz w:val="20"/>
+        </w:rPr>
+        <w:t>import</w:t>
+      </w:r>
+      <w:r>
+        <w:rPr/>
+        <w:t xml:space="preserve"> calls return the same instance.</w:t>
+      </w:r>
+    </w:p>
+    <w:p>
+      <w:r>
+        <w:rPr/>
+      </w:r>
+      <w:r>
+        <w:rPr>
+          <w:b/>
+        </w:rPr>
+        <w:t>Explanation:</w:t>
+      </w:r>
+      <w:r>
+        <w:rPr/>
+        <w:t xml:space="preserve"> That makes modules natural singletons (a DB pool exported from a module is shared). Clearing </w:t>
+      </w:r>
+      <w:r>
+        <w:rPr>
+          <w:rFonts w:ascii="Courier New" w:hAnsi="Courier New"/>
+          <w:color w:val="B42318"/>
+          <w:sz w:val="20"/>
+        </w:rPr>
+        <w:t>require.cache</w:t>
+      </w:r>
+      <w:r>
+        <w:rPr/>
+        <w:t xml:space="preserve"> is rarely a good idea.</w:t>
+      </w:r>
+    </w:p>
+    <w:p>
+      <w:r>
+        <w:rPr/>
+      </w:r>
+      <w:r>
+        <w:rPr>
+          <w:b/>
+        </w:rPr>
+        <w:t>Example:</w:t>
+      </w:r>
+      <w:r>
+        <w:rPr/>
+        <w:t xml:space="preserve"> </w:t>
+      </w:r>
+      <w:r>
+        <w:rPr>
+          <w:rFonts w:ascii="Courier New" w:hAnsi="Courier New"/>
+          <w:color w:val="B42318"/>
+          <w:sz w:val="20"/>
+        </w:rPr>
+        <w:t>db.js</w:t>
+      </w:r>
+      <w:r>
+        <w:rPr/>
+        <w:t xml:space="preserve"> exports one </w:t>
+      </w:r>
+      <w:r>
+        <w:rPr>
+          <w:rFonts w:ascii="Courier New" w:hAnsi="Courier New"/>
+          <w:color w:val="B42318"/>
+          <w:sz w:val="20"/>
+        </w:rPr>
+        <w:t>Pool</w:t>
+      </w:r>
+      <w:r>
+        <w:rPr/>
+        <w:t>; every file that imports it uses the same pool.</w:t>
+      </w:r>
+    </w:p>
+    <w:p>
+      <w:r>
+        <w:rPr/>
+      </w:r>
+      <w:r>
+        <w:rPr>
+          <w:b/>
+        </w:rPr>
+        <w:t>Say it like this:</w:t>
+      </w:r>
+      <w:r>
+        <w:rPr/>
+        <w:t xml:space="preserve"> "Modules are evaluated once and cached, so an exported pool or client is effectively a singleton."</w:t>
+      </w:r>
+    </w:p>
+    <w:p>
+      <w:pPr>
+        <w:pBdr>
+          <w:bottom w:val="single" w:sz="6" w:space="1" w:color="BFC7D5"/>
+        </w:pBdr>
+      </w:pPr>
+    </w:p>
+    <w:p>
+      <w:pPr>
+        <w:keepNext/>
+        <w:spacing w:before="200"/>
+      </w:pPr>
+      <w:r>
+        <w:rPr>
+          <w:color w:val="1F3A5F"/>
+          <w:sz w:val="24"/>
+        </w:rPr>
+      </w:r>
+      <w:r>
+        <w:rPr>
+          <w:b/>
+          <w:color w:val="1F3A5F"/>
+          <w:sz w:val="24"/>
+        </w:rPr>
+        <w:t xml:space="preserve">Q27. What is </w:t>
+      </w:r>
+      <w:r>
+        <w:rPr>
+          <w:rFonts w:ascii="Courier New" w:hAnsi="Courier New"/>
+          <w:b/>
+          <w:color w:val="1F3A5F"/>
+          <w:sz w:val="24"/>
+        </w:rPr>
+        <w:t>package.json</w:t>
+      </w:r>
+      <w:r>
+        <w:rPr>
+          <w:b/>
+          <w:color w:val="1F3A5F"/>
+          <w:sz w:val="24"/>
+        </w:rPr>
+        <w:t xml:space="preserve"> used for?</w:t>
+      </w:r>
+      <w:r>
+        <w:rPr>
+          <w:color w:val="1F3A5F"/>
+          <w:sz w:val="24"/>
+        </w:rPr>
+      </w:r>
+    </w:p>
+    <w:p>
+      <w:r>
+        <w:rPr/>
+      </w:r>
+      <w:r>
+        <w:rPr>
+          <w:b/>
+        </w:rPr>
+        <w:t>Short answer:</w:t>
+      </w:r>
+      <w:r>
+        <w:rPr/>
+        <w:t xml:space="preserve"> Project metadata, dependencies and devDependencies, scripts, the module type, engines and entry points.</w:t>
+      </w:r>
+    </w:p>
+    <w:p>
+      <w:r>
+        <w:rPr/>
+      </w:r>
+      <w:r>
+        <w:rPr>
+          <w:b/>
+        </w:rPr>
+        <w:t>Explanation:</w:t>
+      </w:r>
+      <w:r>
+        <w:rPr/>
+        <w:t xml:space="preserve"> </w:t>
+      </w:r>
+      <w:r>
+        <w:rPr>
+          <w:rFonts w:ascii="Courier New" w:hAnsi="Courier New"/>
+          <w:color w:val="B42318"/>
+          <w:sz w:val="20"/>
+        </w:rPr>
+        <w:t>engines</w:t>
+      </w:r>
+      <w:r>
+        <w:rPr/>
+        <w:t xml:space="preserve"> documents the Node version; </w:t>
+      </w:r>
+      <w:r>
+        <w:rPr>
+          <w:rFonts w:ascii="Courier New" w:hAnsi="Courier New"/>
+          <w:color w:val="B42318"/>
+          <w:sz w:val="20"/>
+        </w:rPr>
+        <w:t>scripts</w:t>
+      </w:r>
+      <w:r>
+        <w:rPr/>
+        <w:t xml:space="preserve"> standardise commands like </w:t>
+      </w:r>
+      <w:r>
+        <w:rPr>
+          <w:rFonts w:ascii="Courier New" w:hAnsi="Courier New"/>
+          <w:color w:val="B42318"/>
+          <w:sz w:val="20"/>
+        </w:rPr>
+        <w:t>test</w:t>
+      </w:r>
+      <w:r>
+        <w:rPr/>
+        <w:t xml:space="preserve"> and </w:t>
+      </w:r>
+      <w:r>
+        <w:rPr>
+          <w:rFonts w:ascii="Courier New" w:hAnsi="Courier New"/>
+          <w:color w:val="B42318"/>
+          <w:sz w:val="20"/>
+        </w:rPr>
+        <w:t>build</w:t>
+      </w:r>
+      <w:r>
+        <w:rPr/>
+        <w:t xml:space="preserve">; </w:t>
+      </w:r>
+      <w:r>
+        <w:rPr>
+          <w:rFonts w:ascii="Courier New" w:hAnsi="Courier New"/>
+          <w:color w:val="B42318"/>
+          <w:sz w:val="20"/>
+        </w:rPr>
+        <w:t>exports</w:t>
+      </w:r>
+      <w:r>
+        <w:rPr/>
+        <w:t xml:space="preserve"> controls what a package exposes.</w:t>
+      </w:r>
+    </w:p>
+    <w:p>
+      <w:r>
+        <w:rPr/>
+      </w:r>
+      <w:r>
+        <w:rPr>
+          <w:b/>
+        </w:rPr>
+        <w:t>Example:</w:t>
+      </w:r>
+      <w:r>
+        <w:rPr/>
+        <w:t xml:space="preserve"> </w:t>
+      </w:r>
+      <w:r>
+        <w:rPr>
+          <w:rFonts w:ascii="Courier New" w:hAnsi="Courier New"/>
+          <w:color w:val="B42318"/>
+          <w:sz w:val="20"/>
+        </w:rPr>
+        <w:t>"scripts": { "dev": "tsx watch src/main.ts", "test": "vitest run" }</w:t>
+      </w:r>
+      <w:r>
+        <w:rPr/>
+        <w:t>.</w:t>
+      </w:r>
+    </w:p>
+    <w:p>
+      <w:r>
+        <w:rPr/>
+      </w:r>
+      <w:r>
+        <w:rPr>
+          <w:b/>
+        </w:rPr>
+        <w:t>Say it like this:</w:t>
+      </w:r>
+      <w:r>
+        <w:rPr/>
+        <w:t xml:space="preserve"> "package.json is the project's manifest: what it needs, how to run it, and which Node version it expects."</w:t>
+      </w:r>
+    </w:p>
+    <w:p>
+      <w:pPr>
+        <w:pBdr>
+          <w:bottom w:val="single" w:sz="6" w:space="1" w:color="BFC7D5"/>
+        </w:pBdr>
+      </w:pPr>
+    </w:p>
+    <w:p>
+      <w:pPr>
+        <w:keepNext/>
+        <w:spacing w:before="200"/>
+      </w:pPr>
+      <w:r>
+        <w:rPr>
+          <w:color w:val="1F3A5F"/>
+          <w:sz w:val="24"/>
+        </w:rPr>
+      </w:r>
+      <w:r>
+        <w:rPr>
+          <w:b/>
+          <w:color w:val="1F3A5F"/>
+          <w:sz w:val="24"/>
+        </w:rPr>
+        <w:t>Q28. dependencies vs devDependencies vs peerDependencies?</w:t>
+      </w:r>
+      <w:r>
+        <w:rPr>
+          <w:color w:val="1F3A5F"/>
+          <w:sz w:val="24"/>
+        </w:rPr>
+      </w:r>
+    </w:p>
+    <w:p>
+      <w:r>
+        <w:rPr/>
+      </w:r>
+      <w:r>
+        <w:rPr>
+          <w:b/>
+        </w:rPr>
+        <w:t>Short answer:</w:t>
+      </w:r>
+      <w:r>
+        <w:rPr/>
+        <w:t xml:space="preserve"> dependencies are needed at runtime, devDependencies only for building and testing, peerDependencies must be provided by the host project.</w:t>
+      </w:r>
+    </w:p>
+    <w:p>
+      <w:r>
+        <w:rPr/>
+      </w:r>
+      <w:r>
+        <w:rPr>
+          <w:b/>
+        </w:rPr>
+        <w:t>Explanation:</w:t>
+      </w:r>
+      <w:r>
+        <w:rPr/>
+        <w:t xml:space="preserve"> Production images install with </w:t>
+      </w:r>
+      <w:r>
+        <w:rPr>
+          <w:rFonts w:ascii="Courier New" w:hAnsi="Courier New"/>
+          <w:color w:val="B42318"/>
+          <w:sz w:val="20"/>
+        </w:rPr>
+        <w:t>--omit=dev</w:t>
+      </w:r>
+      <w:r>
+        <w:rPr/>
+        <w:t xml:space="preserve"> to stay small. Plugins declare the framework they extend as a peer dependency.</w:t>
+      </w:r>
+    </w:p>
+    <w:p>
+      <w:r>
+        <w:rPr/>
+      </w:r>
+      <w:r>
+        <w:rPr>
+          <w:b/>
+        </w:rPr>
+        <w:t>Example:</w:t>
+      </w:r>
+      <w:r>
+        <w:rPr/>
+        <w:t xml:space="preserve"> </w:t>
+      </w:r>
+      <w:r>
+        <w:rPr>
+          <w:rFonts w:ascii="Courier New" w:hAnsi="Courier New"/>
+          <w:color w:val="B42318"/>
+          <w:sz w:val="20"/>
+        </w:rPr>
+        <w:t>express</w:t>
+      </w:r>
+      <w:r>
+        <w:rPr/>
+        <w:t xml:space="preserve"> is a dependency, </w:t>
+      </w:r>
+      <w:r>
+        <w:rPr>
+          <w:rFonts w:ascii="Courier New" w:hAnsi="Courier New"/>
+          <w:color w:val="B42318"/>
+          <w:sz w:val="20"/>
+        </w:rPr>
+        <w:t>vitest</w:t>
+      </w:r>
+      <w:r>
+        <w:rPr/>
+        <w:t xml:space="preserve"> is a devDependency, a NestJS plugin lists </w:t>
+      </w:r>
+      <w:r>
+        <w:rPr>
+          <w:rFonts w:ascii="Courier New" w:hAnsi="Courier New"/>
+          <w:color w:val="B42318"/>
+          <w:sz w:val="20"/>
+        </w:rPr>
+        <w:t>@nestjs/core</w:t>
+      </w:r>
+      <w:r>
+        <w:rPr/>
+        <w:t xml:space="preserve"> as a peer dependency.</w:t>
+      </w:r>
+    </w:p>
+    <w:p>
+      <w:r>
+        <w:rPr/>
+      </w:r>
+      <w:r>
+        <w:rPr>
+          <w:b/>
+        </w:rPr>
+        <w:t>Say it like this:</w:t>
+      </w:r>
+      <w:r>
+        <w:rPr/>
+        <w:t xml:space="preserve"> "Runtime needs go in dependencies, tooling in devDependencies, and libraries that extend a host framework declare it as a peer."</w:t>
+      </w:r>
+    </w:p>
+    <w:p>
+      <w:pPr>
+        <w:pBdr>
+          <w:bottom w:val="single" w:sz="6" w:space="1" w:color="BFC7D5"/>
+        </w:pBdr>
+      </w:pPr>
+    </w:p>
+    <w:p>
+      <w:pPr>
+        <w:keepNext/>
+        <w:spacing w:before="200"/>
+      </w:pPr>
+      <w:r>
+        <w:rPr>
+          <w:color w:val="1F3A5F"/>
+          <w:sz w:val="24"/>
+        </w:rPr>
+      </w:r>
+      <w:r>
+        <w:rPr>
+          <w:b/>
+          <w:color w:val="1F3A5F"/>
+          <w:sz w:val="24"/>
+        </w:rPr>
+        <w:t>Q29. How do callbacks, promises and async/await relate?</w:t>
+      </w:r>
+      <w:r>
+        <w:rPr>
+          <w:color w:val="1F3A5F"/>
+          <w:sz w:val="24"/>
+        </w:rPr>
+      </w:r>
+    </w:p>
+    <w:p>
+      <w:r>
+        <w:rPr/>
+      </w:r>
+      <w:r>
+        <w:rPr>
+          <w:b/>
+        </w:rPr>
+        <w:t>Short answer:</w:t>
+      </w:r>
+      <w:r>
+        <w:rPr/>
+        <w:t xml:space="preserve"> They're three styles for async code: callbacks are the original pattern, promises represent a future value, and async/await is syntax on top of promises.</w:t>
+      </w:r>
+    </w:p>
+    <w:p>
+      <w:r>
+        <w:rPr/>
+      </w:r>
+      <w:r>
+        <w:rPr>
+          <w:b/>
+        </w:rPr>
+        <w:t>Explanation:</w:t>
+      </w:r>
+      <w:r>
+        <w:rPr/>
+        <w:t xml:space="preserve"> </w:t>
+      </w:r>
+      <w:r>
+        <w:rPr>
+          <w:rFonts w:ascii="Courier New" w:hAnsi="Courier New"/>
+          <w:color w:val="B42318"/>
+          <w:sz w:val="20"/>
+        </w:rPr>
+        <w:t>util.promisify</w:t>
+      </w:r>
+      <w:r>
+        <w:rPr/>
+        <w:t xml:space="preserve"> converts callback APIs; most Node APIs now have promise versions (</w:t>
+      </w:r>
+      <w:r>
+        <w:rPr>
+          <w:rFonts w:ascii="Courier New" w:hAnsi="Courier New"/>
+          <w:color w:val="B42318"/>
+          <w:sz w:val="20"/>
+        </w:rPr>
+        <w:t>fs/promises</w:t>
+      </w:r>
+      <w:r>
+        <w:rPr/>
+        <w:t>).</w:t>
+      </w:r>
+    </w:p>
+    <w:p>
+      <w:r>
+        <w:rPr/>
+      </w:r>
+      <w:r>
+        <w:rPr>
+          <w:b/>
+        </w:rPr>
+        <w:t>Example:</w:t>
+      </w:r>
+      <w:r>
+        <w:rPr/>
+      </w:r>
+    </w:p>
+    <w:tbl>
+      <w:tblPr>
+        <w:tblW w:type="auto" w:w="0"/>
+        <w:jc w:val="center"/>
+        <w:tblCellMar>
+          <w:top w:w="141" w:type="dxa"/>
+          <w:left w:w="141" w:type="dxa"/>
+          <w:bottom w:w="141" w:type="dxa"/>
+          <w:right w:w="141" w:type="dxa"/>
+        </w:tblCellMar>
+        <w:tblLook w:firstColumn="1" w:firstRow="1" w:lastColumn="0" w:lastRow="0" w:noHBand="0" w:noVBand="1" w:val="04A0"/>
+      </w:tblPr>
+      <w:tblGrid>
+        <w:gridCol w:w="9972"/>
+      </w:tblGrid>
+      <w:tr>
+        <w:tc>
+          <w:tcPr>
+            <w:tcW w:type="dxa" w:w="9972"/>
+            <w:shd w:val="clear" w:color="auto" w:fill="F3F4F6"/>
+          </w:tcPr>
+          <w:p>
+            <w:pPr>
+              <w:spacing w:after="0" w:line="240" w:lineRule="auto"/>
+            </w:pPr>
+            <w:r>
+              <w:rPr>
+                <w:rFonts w:ascii="Arial" w:hAnsi="Arial"/>
+                <w:b/>
+                <w:color w:val="6B7280"/>
+                <w:sz w:val="16"/>
+              </w:rPr>
+              <w:t>JS</w:t>
+              <w:br/>
+            </w:r>
+            <w:r>
+              <w:rPr>
+                <w:rFonts w:ascii="Courier New" w:hAnsi="Courier New" w:eastAsia="Courier New"/>
+                <w:sz w:val="19"/>
+              </w:rPr>
+              <w:t>import { readFile } from 'node:fs/promises';</w:t>
+              <w:br/>
+            </w:r>
+            <w:r>
+              <w:rPr>
+                <w:rFonts w:ascii="Courier New" w:hAnsi="Courier New" w:eastAsia="Courier New"/>
+                <w:sz w:val="19"/>
+              </w:rPr>
+              <w:t>const config = JSON.parse(await readFile('config.json', 'utf8'));</w:t>
+            </w:r>
+          </w:p>
+        </w:tc>
+      </w:tr>
+    </w:tbl>
+    <w:p>
+      <w:pPr>
+        <w:spacing w:after="40"/>
+      </w:pPr>
+    </w:p>
+    <w:p>
+      <w:r>
+        <w:rPr/>
+      </w:r>
+      <w:r>
+        <w:rPr>
+          <w:b/>
+        </w:rPr>
+        <w:t>Say it like this:</w:t>
+      </w:r>
+      <w:r>
+        <w:rPr/>
+        <w:t xml:space="preserve"> "I write async/await everywhere; it's promises underneath, and I promisify any old callback APIs."</w:t>
+      </w:r>
+    </w:p>
+    <w:p>
+      <w:pPr>
+        <w:pBdr>
+          <w:bottom w:val="single" w:sz="6" w:space="1" w:color="BFC7D5"/>
+        </w:pBdr>
+      </w:pPr>
+    </w:p>
+    <w:p>
+      <w:pPr>
+        <w:keepNext/>
+        <w:spacing w:before="200"/>
+      </w:pPr>
+      <w:r>
+        <w:rPr>
+          <w:color w:val="1F3A5F"/>
+          <w:sz w:val="24"/>
+        </w:rPr>
+      </w:r>
+      <w:r>
+        <w:rPr>
+          <w:b/>
+          <w:color w:val="1F3A5F"/>
+          <w:sz w:val="24"/>
+        </w:rPr>
+        <w:t xml:space="preserve">Q30. What is the </w:t>
+      </w:r>
+      <w:r>
+        <w:rPr>
+          <w:rFonts w:ascii="Courier New" w:hAnsi="Courier New"/>
+          <w:b/>
+          <w:color w:val="1F3A5F"/>
+          <w:sz w:val="24"/>
+        </w:rPr>
+        <w:t>Buffer</w:t>
+      </w:r>
+      <w:r>
+        <w:rPr>
+          <w:b/>
+          <w:color w:val="1F3A5F"/>
+          <w:sz w:val="24"/>
+        </w:rPr>
+        <w:t xml:space="preserve"> class?</w:t>
+      </w:r>
+      <w:r>
+        <w:rPr>
+          <w:color w:val="1F3A5F"/>
+          <w:sz w:val="24"/>
+        </w:rPr>
+      </w:r>
+    </w:p>
+    <w:p>
+      <w:r>
+        <w:rPr/>
+      </w:r>
+      <w:r>
+        <w:rPr>
+          <w:b/>
+        </w:rPr>
+        <w:t>Short answer:</w:t>
+      </w:r>
+      <w:r>
+        <w:rPr/>
+        <w:t xml:space="preserve"> A fixed-size chunk of raw binary data in Node, used for files, network data and encodings.</w:t>
+      </w:r>
+    </w:p>
+    <w:p>
+      <w:r>
+        <w:rPr/>
+      </w:r>
+      <w:r>
+        <w:rPr>
+          <w:b/>
+        </w:rPr>
+        <w:t>Explanation:</w:t>
+      </w:r>
+      <w:r>
+        <w:rPr/>
+        <w:t xml:space="preserve"> Convert with </w:t>
+      </w:r>
+      <w:r>
+        <w:rPr>
+          <w:rFonts w:ascii="Courier New" w:hAnsi="Courier New"/>
+          <w:color w:val="B42318"/>
+          <w:sz w:val="20"/>
+        </w:rPr>
+        <w:t>buf.toString('utf8')</w:t>
+      </w:r>
+      <w:r>
+        <w:rPr/>
+        <w:t xml:space="preserve"> or </w:t>
+      </w:r>
+      <w:r>
+        <w:rPr>
+          <w:rFonts w:ascii="Courier New" w:hAnsi="Courier New"/>
+          <w:color w:val="B42318"/>
+          <w:sz w:val="20"/>
+        </w:rPr>
+        <w:t>Buffer.from(str, 'base64')</w:t>
+      </w:r>
+      <w:r>
+        <w:rPr/>
+        <w:t>. Beware of building huge buffers in memory; stream instead.</w:t>
+      </w:r>
+    </w:p>
+    <w:p>
+      <w:r>
+        <w:rPr/>
+      </w:r>
+      <w:r>
+        <w:rPr>
+          <w:b/>
+        </w:rPr>
+        <w:t>Example:</w:t>
+      </w:r>
+      <w:r>
+        <w:rPr/>
+        <w:t xml:space="preserve"> Verifying a webhook signature requires the raw body as a Buffer, not parsed JSON.</w:t>
+      </w:r>
+    </w:p>
+    <w:p>
+      <w:r>
+        <w:rPr/>
+      </w:r>
+      <w:r>
+        <w:rPr>
+          <w:b/>
+        </w:rPr>
+        <w:t>Say it like this:</w:t>
+      </w:r>
+      <w:r>
+        <w:rPr/>
+        <w:t xml:space="preserve"> "Buffers hold raw bytes. Anything binary, or anything where exact bytes matter like signatures, uses them."</w:t>
+      </w:r>
+    </w:p>
+    <w:p>
+      <w:pPr>
+        <w:pBdr>
+          <w:bottom w:val="single" w:sz="6" w:space="1" w:color="BFC7D5"/>
+        </w:pBdr>
+      </w:pPr>
+    </w:p>
+    <w:p>
+      <w:pPr>
+        <w:keepNext/>
+        <w:spacing w:before="200"/>
+      </w:pPr>
+      <w:r>
+        <w:rPr>
+          <w:color w:val="1F3A5F"/>
+          <w:sz w:val="24"/>
+        </w:rPr>
+      </w:r>
+      <w:r>
+        <w:rPr>
+          <w:b/>
+          <w:color w:val="1F3A5F"/>
+          <w:sz w:val="24"/>
+        </w:rPr>
+        <w:t>Q31. How do you read command-line arguments and environment variables?</w:t>
+      </w:r>
+      <w:r>
+        <w:rPr>
+          <w:color w:val="1F3A5F"/>
+          <w:sz w:val="24"/>
+        </w:rPr>
+      </w:r>
+    </w:p>
+    <w:p>
+      <w:r>
+        <w:rPr/>
+      </w:r>
+      <w:r>
+        <w:rPr>
+          <w:b/>
+        </w:rPr>
+        <w:t>Short answer:</w:t>
+      </w:r>
+      <w:r>
+        <w:rPr/>
+        <w:t xml:space="preserve"> </w:t>
+      </w:r>
+      <w:r>
+        <w:rPr>
+          <w:rFonts w:ascii="Courier New" w:hAnsi="Courier New"/>
+          <w:color w:val="B42318"/>
+          <w:sz w:val="20"/>
+        </w:rPr>
+        <w:t>process.argv</w:t>
+      </w:r>
+      <w:r>
+        <w:rPr/>
+        <w:t xml:space="preserve"> for arguments, </w:t>
+      </w:r>
+      <w:r>
+        <w:rPr>
+          <w:rFonts w:ascii="Courier New" w:hAnsi="Courier New"/>
+          <w:color w:val="B42318"/>
+          <w:sz w:val="20"/>
+        </w:rPr>
+        <w:t>process.env</w:t>
+      </w:r>
+      <w:r>
+        <w:rPr/>
+        <w:t xml:space="preserve"> for environment variables; use a parser (commander, yargs) for real CLIs.</w:t>
+      </w:r>
+    </w:p>
+    <w:p>
+      <w:r>
+        <w:rPr/>
+      </w:r>
+      <w:r>
+        <w:rPr>
+          <w:b/>
+        </w:rPr>
+        <w:t>Explanation:</w:t>
+      </w:r>
+      <w:r>
+        <w:rPr/>
+        <w:t xml:space="preserve"> Node 20+ supports </w:t>
+      </w:r>
+      <w:r>
+        <w:rPr>
+          <w:rFonts w:ascii="Courier New" w:hAnsi="Courier New"/>
+          <w:color w:val="B42318"/>
+          <w:sz w:val="20"/>
+        </w:rPr>
+        <w:t>--env-file=.env</w:t>
+      </w:r>
+      <w:r>
+        <w:rPr/>
+        <w:t xml:space="preserve"> natively for local development.</w:t>
+      </w:r>
+    </w:p>
+    <w:p>
+      <w:r>
+        <w:rPr/>
+      </w:r>
+      <w:r>
+        <w:rPr>
+          <w:b/>
+        </w:rPr>
+        <w:t>Example:</w:t>
+      </w:r>
+      <w:r>
+        <w:rPr/>
+        <w:t xml:space="preserve"> </w:t>
+      </w:r>
+      <w:r>
+        <w:rPr>
+          <w:rFonts w:ascii="Courier New" w:hAnsi="Courier New"/>
+          <w:color w:val="B42318"/>
+          <w:sz w:val="20"/>
+        </w:rPr>
+        <w:t>node --env-file=.env dist/main.js</w:t>
+      </w:r>
+      <w:r>
+        <w:rPr/>
+        <w:t>.</w:t>
+      </w:r>
+    </w:p>
+    <w:p>
+      <w:r>
+        <w:rPr/>
+      </w:r>
+      <w:r>
+        <w:rPr>
+          <w:b/>
+        </w:rPr>
+        <w:t>Say it like this:</w:t>
+      </w:r>
+      <w:r>
+        <w:rPr/>
+        <w:t xml:space="preserve"> "Config comes from process.env, validated on start; for local dev, Node can load a .env file directly now."</w:t>
+      </w:r>
+    </w:p>
+    <w:p>
+      <w:pPr>
+        <w:pBdr>
+          <w:bottom w:val="single" w:sz="6" w:space="1" w:color="BFC7D5"/>
+        </w:pBdr>
+      </w:pPr>
+    </w:p>
+    <w:p>
+      <w:pPr>
+        <w:keepNext/>
+        <w:spacing w:before="200"/>
+      </w:pPr>
+      <w:r>
+        <w:rPr>
+          <w:color w:val="1F3A5F"/>
+          <w:sz w:val="24"/>
+        </w:rPr>
+      </w:r>
+      <w:r>
+        <w:rPr>
+          <w:b/>
+          <w:color w:val="1F3A5F"/>
+          <w:sz w:val="24"/>
+        </w:rPr>
+        <w:t xml:space="preserve">Q32. What does </w:t>
+      </w:r>
+      <w:r>
+        <w:rPr>
+          <w:rFonts w:ascii="Courier New" w:hAnsi="Courier New"/>
+          <w:b/>
+          <w:color w:val="1F3A5F"/>
+          <w:sz w:val="24"/>
+        </w:rPr>
+        <w:t>process.exit()</w:t>
+      </w:r>
+      <w:r>
+        <w:rPr>
+          <w:b/>
+          <w:color w:val="1F3A5F"/>
+          <w:sz w:val="24"/>
+        </w:rPr>
+        <w:t xml:space="preserve"> do, and why avoid calling it casually?</w:t>
+      </w:r>
+      <w:r>
+        <w:rPr>
+          <w:color w:val="1F3A5F"/>
+          <w:sz w:val="24"/>
+        </w:rPr>
+      </w:r>
+    </w:p>
+    <w:p>
+      <w:r>
+        <w:rPr/>
+      </w:r>
+      <w:r>
+        <w:rPr>
+          <w:b/>
+        </w:rPr>
+        <w:t>Short answer:</w:t>
+      </w:r>
+      <w:r>
+        <w:rPr/>
+        <w:t xml:space="preserve"> It ends the process immediately, without waiting for pending I/O, which can cut off logs and in-flight requests.</w:t>
+      </w:r>
+    </w:p>
+    <w:p>
+      <w:r>
+        <w:rPr/>
+      </w:r>
+      <w:r>
+        <w:rPr>
+          <w:b/>
+        </w:rPr>
+        <w:t>Explanation:</w:t>
+      </w:r>
+      <w:r>
+        <w:rPr/>
+        <w:t xml:space="preserve"> Prefer setting </w:t>
+      </w:r>
+      <w:r>
+        <w:rPr>
+          <w:rFonts w:ascii="Courier New" w:hAnsi="Courier New"/>
+          <w:color w:val="B42318"/>
+          <w:sz w:val="20"/>
+        </w:rPr>
+        <w:t>process.exitCode</w:t>
+      </w:r>
+      <w:r>
+        <w:rPr/>
+        <w:t xml:space="preserve"> and letting the event loop drain, or a graceful shutdown routine.</w:t>
+      </w:r>
+    </w:p>
+    <w:p>
+      <w:r>
+        <w:rPr/>
+      </w:r>
+      <w:r>
+        <w:rPr>
+          <w:b/>
+        </w:rPr>
+        <w:t>Example:</w:t>
+      </w:r>
+      <w:r>
+        <w:rPr/>
+        <w:t xml:space="preserve"> A script that writes a file then calls </w:t>
+      </w:r>
+      <w:r>
+        <w:rPr>
+          <w:rFonts w:ascii="Courier New" w:hAnsi="Courier New"/>
+          <w:color w:val="B42318"/>
+          <w:sz w:val="20"/>
+        </w:rPr>
+        <w:t>process.exit(0)</w:t>
+      </w:r>
+      <w:r>
+        <w:rPr/>
+        <w:t xml:space="preserve"> may exit before the write completes.</w:t>
+      </w:r>
+    </w:p>
+    <w:p>
+      <w:r>
+        <w:rPr/>
+      </w:r>
+      <w:r>
+        <w:rPr>
+          <w:b/>
+        </w:rPr>
+        <w:t>Say it like this:</w:t>
+      </w:r>
+      <w:r>
+        <w:rPr/>
+        <w:t xml:space="preserve"> "process.exit is abrupt. I let the process finish naturally or go through a graceful shutdown."</w:t>
+      </w:r>
+    </w:p>
+    <w:p>
+      <w:pPr>
+        <w:pBdr>
+          <w:bottom w:val="single" w:sz="6" w:space="1" w:color="BFC7D5"/>
+        </w:pBdr>
+      </w:pPr>
+    </w:p>
+    <w:p>
+      <w:pPr>
+        <w:pStyle w:val="Heading2"/>
+        <w:pBdr>
+          <w:bottom w:val="single" w:sz="6" w:space="1" w:color="BFC7D5"/>
+        </w:pBdr>
+      </w:pPr>
+      <w:r>
+        <w:rPr/>
+        <w:t>🟡 More Intermediate</w:t>
+      </w:r>
+    </w:p>
+    <w:p>
+      <w:pPr>
+        <w:keepNext/>
+        <w:spacing w:before="200"/>
+      </w:pPr>
+      <w:r>
+        <w:rPr>
+          <w:color w:val="1F3A5F"/>
+          <w:sz w:val="24"/>
+        </w:rPr>
+      </w:r>
+      <w:r>
+        <w:rPr>
+          <w:b/>
+          <w:color w:val="1F3A5F"/>
+          <w:sz w:val="24"/>
+        </w:rPr>
+        <w:t>Q33. How do timers behave under load?</w:t>
+      </w:r>
+      <w:r>
+        <w:rPr>
+          <w:color w:val="1F3A5F"/>
+          <w:sz w:val="24"/>
+        </w:rPr>
+      </w:r>
+    </w:p>
+    <w:p>
+      <w:r>
+        <w:rPr/>
+      </w:r>
+      <w:r>
+        <w:rPr>
+          <w:b/>
+        </w:rPr>
+        <w:t>Short answer:</w:t>
+      </w:r>
+      <w:r>
+        <w:rPr/>
+        <w:t xml:space="preserve"> Timers fire </w:t>
+      </w:r>
+      <w:r>
+        <w:rPr>
+          <w:i/>
+        </w:rPr>
+        <w:t>no earlier</w:t>
+      </w:r>
+      <w:r>
+        <w:rPr/>
+        <w:t xml:space="preserve"> than their delay; if the event loop is busy, they fire late.</w:t>
+      </w:r>
+    </w:p>
+    <w:p>
+      <w:r>
+        <w:rPr/>
+      </w:r>
+      <w:r>
+        <w:rPr>
+          <w:b/>
+        </w:rPr>
+        <w:t>Explanation:</w:t>
+      </w:r>
+      <w:r>
+        <w:rPr/>
+        <w:t xml:space="preserve"> Never rely on </w:t>
+      </w:r>
+      <w:r>
+        <w:rPr>
+          <w:rFonts w:ascii="Courier New" w:hAnsi="Courier New"/>
+          <w:color w:val="B42318"/>
+          <w:sz w:val="20"/>
+        </w:rPr>
+        <w:t>setTimeout</w:t>
+      </w:r>
+      <w:r>
+        <w:rPr/>
+        <w:t xml:space="preserve"> for precise timing; compute elapsed time from timestamps.</w:t>
+      </w:r>
+    </w:p>
+    <w:p>
+      <w:r>
+        <w:rPr/>
+      </w:r>
+      <w:r>
+        <w:rPr>
+          <w:b/>
+        </w:rPr>
+        <w:t>Example:</w:t>
+      </w:r>
+      <w:r>
+        <w:rPr/>
+        <w:t xml:space="preserve"> A </w:t>
+      </w:r>
+      <w:r>
+        <w:rPr>
+          <w:rFonts w:ascii="Courier New" w:hAnsi="Courier New"/>
+          <w:color w:val="B42318"/>
+          <w:sz w:val="20"/>
+        </w:rPr>
+        <w:t>setTimeout(fn, 100)</w:t>
+      </w:r>
+      <w:r>
+        <w:rPr/>
+        <w:t xml:space="preserve"> firing after 900 ms is a sign of event loop lag.</w:t>
+      </w:r>
+    </w:p>
+    <w:p>
+      <w:r>
+        <w:rPr/>
+      </w:r>
+      <w:r>
+        <w:rPr>
+          <w:b/>
+        </w:rPr>
+        <w:t>Say it like this:</w:t>
+      </w:r>
+      <w:r>
+        <w:rPr/>
+        <w:t xml:space="preserve"> "A timer delay is a minimum, not a promise. Late timers are a useful signal that the loop is blocked."</w:t>
+      </w:r>
+    </w:p>
+    <w:p>
+      <w:pPr>
+        <w:pBdr>
+          <w:bottom w:val="single" w:sz="6" w:space="1" w:color="BFC7D5"/>
+        </w:pBdr>
+      </w:pPr>
+    </w:p>
+    <w:p>
+      <w:pPr>
+        <w:keepNext/>
+        <w:spacing w:before="200"/>
+      </w:pPr>
+      <w:r>
+        <w:rPr>
+          <w:color w:val="1F3A5F"/>
+          <w:sz w:val="24"/>
+        </w:rPr>
+      </w:r>
+      <w:r>
+        <w:rPr>
+          <w:b/>
+          <w:color w:val="1F3A5F"/>
+          <w:sz w:val="24"/>
+        </w:rPr>
+        <w:t>Q34. How do you implement a timeout around a promise?</w:t>
+      </w:r>
+      <w:r>
+        <w:rPr>
+          <w:color w:val="1F3A5F"/>
+          <w:sz w:val="24"/>
+        </w:rPr>
+      </w:r>
+    </w:p>
+    <w:p>
+      <w:r>
+        <w:rPr/>
+      </w:r>
+      <w:r>
+        <w:rPr>
+          <w:b/>
+        </w:rPr>
+        <w:t>Short answer:</w:t>
+      </w:r>
+      <w:r>
+        <w:rPr/>
+        <w:t xml:space="preserve"> Use </w:t>
+      </w:r>
+      <w:r>
+        <w:rPr>
+          <w:rFonts w:ascii="Courier New" w:hAnsi="Courier New"/>
+          <w:color w:val="B42318"/>
+          <w:sz w:val="20"/>
+        </w:rPr>
+        <w:t>AbortSignal.timeout(ms)</w:t>
+      </w:r>
+      <w:r>
+        <w:rPr/>
+        <w:t xml:space="preserve"> for APIs that accept a signal, or </w:t>
+      </w:r>
+      <w:r>
+        <w:rPr>
+          <w:rFonts w:ascii="Courier New" w:hAnsi="Courier New"/>
+          <w:color w:val="B42318"/>
+          <w:sz w:val="20"/>
+        </w:rPr>
+        <w:t>Promise.race</w:t>
+      </w:r>
+      <w:r>
+        <w:rPr/>
+        <w:t xml:space="preserve"> with a rejecting timer and clear it afterwards.</w:t>
+      </w:r>
+    </w:p>
+    <w:p>
+      <w:r>
+        <w:rPr/>
+      </w:r>
+      <w:r>
+        <w:rPr>
+          <w:b/>
+        </w:rPr>
+        <w:t>Explanation:</w:t>
+      </w:r>
+      <w:r>
+        <w:rPr/>
+        <w:t xml:space="preserve"> Aborting also cancels the underlying work (like an HTTP request), which </w:t>
+      </w:r>
+      <w:r>
+        <w:rPr>
+          <w:rFonts w:ascii="Courier New" w:hAnsi="Courier New"/>
+          <w:color w:val="B42318"/>
+          <w:sz w:val="20"/>
+        </w:rPr>
+        <w:t>Promise.race</w:t>
+      </w:r>
+      <w:r>
+        <w:rPr/>
+        <w:t xml:space="preserve"> alone doesn't.</w:t>
+      </w:r>
+    </w:p>
+    <w:p>
+      <w:r>
+        <w:rPr/>
+      </w:r>
+      <w:r>
+        <w:rPr>
+          <w:b/>
+        </w:rPr>
+        <w:t>Example:</w:t>
+      </w:r>
+      <w:r>
+        <w:rPr/>
+      </w:r>
+    </w:p>
+    <w:tbl>
+      <w:tblPr>
+        <w:tblW w:type="auto" w:w="0"/>
+        <w:jc w:val="center"/>
+        <w:tblCellMar>
+          <w:top w:w="141" w:type="dxa"/>
+          <w:left w:w="141" w:type="dxa"/>
+          <w:bottom w:w="141" w:type="dxa"/>
+          <w:right w:w="141" w:type="dxa"/>
+        </w:tblCellMar>
+        <w:tblLook w:firstColumn="1" w:firstRow="1" w:lastColumn="0" w:lastRow="0" w:noHBand="0" w:noVBand="1" w:val="04A0"/>
+      </w:tblPr>
+      <w:tblGrid>
+        <w:gridCol w:w="9972"/>
+      </w:tblGrid>
+      <w:tr>
+        <w:tc>
+          <w:tcPr>
+            <w:tcW w:type="dxa" w:w="9972"/>
+            <w:shd w:val="clear" w:color="auto" w:fill="F3F4F6"/>
+          </w:tcPr>
+          <w:p>
+            <w:pPr>
+              <w:spacing w:after="0" w:line="240" w:lineRule="auto"/>
+            </w:pPr>
+            <w:r>
+              <w:rPr>
+                <w:rFonts w:ascii="Arial" w:hAnsi="Arial"/>
+                <w:b/>
+                <w:color w:val="6B7280"/>
+                <w:sz w:val="16"/>
+              </w:rPr>
+              <w:t>JS</w:t>
+              <w:br/>
+            </w:r>
+            <w:r>
+              <w:rPr>
+                <w:rFonts w:ascii="Courier New" w:hAnsi="Courier New" w:eastAsia="Courier New"/>
+                <w:sz w:val="19"/>
+              </w:rPr>
+              <w:t>const res = await fetch(url, { signal: AbortSignal.timeout(5000) });</w:t>
+            </w:r>
+          </w:p>
+        </w:tc>
+      </w:tr>
+    </w:tbl>
+    <w:p>
+      <w:pPr>
+        <w:spacing w:after="40"/>
+      </w:pPr>
+    </w:p>
+    <w:p>
+      <w:r>
+        <w:rPr/>
+      </w:r>
+      <w:r>
+        <w:rPr>
+          <w:b/>
+        </w:rPr>
+        <w:t>Say it like this:</w:t>
+      </w:r>
+      <w:r>
+        <w:rPr/>
+        <w:t xml:space="preserve"> "Every outbound call has a timeout, and I prefer AbortSignal because it actually cancels the request."</w:t>
+      </w:r>
+    </w:p>
+    <w:p>
+      <w:pPr>
+        <w:pBdr>
+          <w:bottom w:val="single" w:sz="6" w:space="1" w:color="BFC7D5"/>
+        </w:pBdr>
+      </w:pPr>
+    </w:p>
+    <w:p>
+      <w:pPr>
+        <w:keepNext/>
+        <w:spacing w:before="200"/>
+      </w:pPr>
+      <w:r>
+        <w:rPr>
+          <w:color w:val="1F3A5F"/>
+          <w:sz w:val="24"/>
+        </w:rPr>
+      </w:r>
+      <w:r>
+        <w:rPr>
+          <w:b/>
+          <w:color w:val="1F3A5F"/>
+          <w:sz w:val="24"/>
+        </w:rPr>
+        <w:t xml:space="preserve">Q35. What is the difference between </w:t>
+      </w:r>
+      <w:r>
+        <w:rPr>
+          <w:rFonts w:ascii="Courier New" w:hAnsi="Courier New"/>
+          <w:b/>
+          <w:color w:val="1F3A5F"/>
+          <w:sz w:val="24"/>
+        </w:rPr>
+        <w:t>Promise.all</w:t>
+      </w:r>
+      <w:r>
+        <w:rPr>
+          <w:b/>
+          <w:color w:val="1F3A5F"/>
+          <w:sz w:val="24"/>
+        </w:rPr>
+        <w:t xml:space="preserve">, </w:t>
+      </w:r>
+      <w:r>
+        <w:rPr>
+          <w:rFonts w:ascii="Courier New" w:hAnsi="Courier New"/>
+          <w:b/>
+          <w:color w:val="1F3A5F"/>
+          <w:sz w:val="24"/>
+        </w:rPr>
+        <w:t>allSettled</w:t>
+      </w:r>
+      <w:r>
+        <w:rPr>
+          <w:b/>
+          <w:color w:val="1F3A5F"/>
+          <w:sz w:val="24"/>
+        </w:rPr>
+        <w:t xml:space="preserve">, </w:t>
+      </w:r>
+      <w:r>
+        <w:rPr>
+          <w:rFonts w:ascii="Courier New" w:hAnsi="Courier New"/>
+          <w:b/>
+          <w:color w:val="1F3A5F"/>
+          <w:sz w:val="24"/>
+        </w:rPr>
+        <w:t>race</w:t>
+      </w:r>
+      <w:r>
+        <w:rPr>
+          <w:b/>
+          <w:color w:val="1F3A5F"/>
+          <w:sz w:val="24"/>
+        </w:rPr>
+        <w:t xml:space="preserve"> and </w:t>
+      </w:r>
+      <w:r>
+        <w:rPr>
+          <w:rFonts w:ascii="Courier New" w:hAnsi="Courier New"/>
+          <w:b/>
+          <w:color w:val="1F3A5F"/>
+          <w:sz w:val="24"/>
+        </w:rPr>
+        <w:t>any</w:t>
+      </w:r>
+      <w:r>
+        <w:rPr>
+          <w:b/>
+          <w:color w:val="1F3A5F"/>
+          <w:sz w:val="24"/>
+        </w:rPr>
+        <w:t>?</w:t>
+      </w:r>
+      <w:r>
+        <w:rPr>
+          <w:color w:val="1F3A5F"/>
+          <w:sz w:val="24"/>
+        </w:rPr>
+      </w:r>
+    </w:p>
+    <w:p>
+      <w:r>
+        <w:rPr/>
+      </w:r>
+      <w:r>
+        <w:rPr>
+          <w:b/>
+        </w:rPr>
+        <w:t>Short answer:</w:t>
+      </w:r>
+      <w:r>
+        <w:rPr/>
+        <w:t xml:space="preserve"> </w:t>
+      </w:r>
+      <w:r>
+        <w:rPr>
+          <w:rFonts w:ascii="Courier New" w:hAnsi="Courier New"/>
+          <w:color w:val="B42318"/>
+          <w:sz w:val="20"/>
+        </w:rPr>
+        <w:t>all</w:t>
+      </w:r>
+      <w:r>
+        <w:rPr/>
+        <w:t xml:space="preserve"> fails fast on the first rejection; </w:t>
+      </w:r>
+      <w:r>
+        <w:rPr>
+          <w:rFonts w:ascii="Courier New" w:hAnsi="Courier New"/>
+          <w:color w:val="B42318"/>
+          <w:sz w:val="20"/>
+        </w:rPr>
+        <w:t>allSettled</w:t>
+      </w:r>
+      <w:r>
+        <w:rPr/>
+        <w:t xml:space="preserve"> waits for every result; </w:t>
+      </w:r>
+      <w:r>
+        <w:rPr>
+          <w:rFonts w:ascii="Courier New" w:hAnsi="Courier New"/>
+          <w:color w:val="B42318"/>
+          <w:sz w:val="20"/>
+        </w:rPr>
+        <w:t>race</w:t>
+      </w:r>
+      <w:r>
+        <w:rPr/>
+        <w:t xml:space="preserve"> settles with the first to settle; </w:t>
+      </w:r>
+      <w:r>
+        <w:rPr>
+          <w:rFonts w:ascii="Courier New" w:hAnsi="Courier New"/>
+          <w:color w:val="B42318"/>
+          <w:sz w:val="20"/>
+        </w:rPr>
+        <w:t>any</w:t>
+      </w:r>
+      <w:r>
+        <w:rPr/>
+        <w:t xml:space="preserve"> resolves with the first success.</w:t>
+      </w:r>
+    </w:p>
+    <w:p>
+      <w:r>
+        <w:rPr/>
+      </w:r>
+      <w:r>
+        <w:rPr>
+          <w:b/>
+        </w:rPr>
+        <w:t>Explanation:</w:t>
+      </w:r>
+      <w:r>
+        <w:rPr/>
+        <w:t xml:space="preserve"> </w:t>
+      </w:r>
+      <w:r>
+        <w:rPr>
+          <w:rFonts w:ascii="Courier New" w:hAnsi="Courier New"/>
+          <w:color w:val="B42318"/>
+          <w:sz w:val="20"/>
+        </w:rPr>
+        <w:t>allSettled</w:t>
+      </w:r>
+      <w:r>
+        <w:rPr/>
+        <w:t xml:space="preserve"> suits batch work where partial success is fine.</w:t>
+      </w:r>
+    </w:p>
+    <w:p>
+      <w:r>
+        <w:rPr/>
+      </w:r>
+      <w:r>
+        <w:rPr>
+          <w:b/>
+        </w:rPr>
+        <w:t>Example:</w:t>
+      </w:r>
+      <w:r>
+        <w:rPr/>
+        <w:t xml:space="preserve"> Fetching three optional widgets for a dashboard with </w:t>
+      </w:r>
+      <w:r>
+        <w:rPr>
+          <w:rFonts w:ascii="Courier New" w:hAnsi="Courier New"/>
+          <w:color w:val="B42318"/>
+          <w:sz w:val="20"/>
+        </w:rPr>
+        <w:t>allSettled</w:t>
+      </w:r>
+      <w:r>
+        <w:rPr/>
+        <w:t>, showing whichever succeeded.</w:t>
+      </w:r>
+    </w:p>
+    <w:p>
+      <w:r>
+        <w:rPr/>
+      </w:r>
+      <w:r>
+        <w:rPr>
+          <w:b/>
+        </w:rPr>
+        <w:t>Say it like this:</w:t>
+      </w:r>
+      <w:r>
+        <w:rPr/>
+        <w:t xml:space="preserve"> "all when everything must succeed, allSettled when partial results are fine, race for timeouts, any for the first good mirror."</w:t>
+      </w:r>
+    </w:p>
+    <w:p>
+      <w:pPr>
+        <w:pBdr>
+          <w:bottom w:val="single" w:sz="6" w:space="1" w:color="BFC7D5"/>
+        </w:pBdr>
+      </w:pPr>
+    </w:p>
+    <w:p>
+      <w:pPr>
+        <w:keepNext/>
+        <w:spacing w:before="200"/>
+      </w:pPr>
+      <w:r>
+        <w:rPr>
+          <w:color w:val="1F3A5F"/>
+          <w:sz w:val="24"/>
+        </w:rPr>
+      </w:r>
+      <w:r>
+        <w:rPr>
+          <w:b/>
+          <w:color w:val="1F3A5F"/>
+          <w:sz w:val="24"/>
+        </w:rPr>
+        <w:t>Q36. How do you handle errors inside streams?</w:t>
+      </w:r>
+      <w:r>
+        <w:rPr>
+          <w:color w:val="1F3A5F"/>
+          <w:sz w:val="24"/>
+        </w:rPr>
+      </w:r>
+    </w:p>
+    <w:p>
+      <w:r>
+        <w:rPr/>
+      </w:r>
+      <w:r>
+        <w:rPr>
+          <w:b/>
+        </w:rPr>
+        <w:t>Short answer:</w:t>
+      </w:r>
+      <w:r>
+        <w:rPr/>
+        <w:t xml:space="preserve"> Use </w:t>
+      </w:r>
+      <w:r>
+        <w:rPr>
+          <w:rFonts w:ascii="Courier New" w:hAnsi="Courier New"/>
+          <w:color w:val="B42318"/>
+          <w:sz w:val="20"/>
+        </w:rPr>
+        <w:t>stream.pipeline</w:t>
+      </w:r>
+      <w:r>
+        <w:rPr/>
+        <w:t xml:space="preserve"> (or its promise version), which propagates errors from any stage and destroys all streams.</w:t>
+      </w:r>
+    </w:p>
+    <w:p>
+      <w:r>
+        <w:rPr/>
+      </w:r>
+      <w:r>
+        <w:rPr>
+          <w:b/>
+        </w:rPr>
+        <w:t>Explanation:</w:t>
+      </w:r>
+      <w:r>
+        <w:rPr/>
+        <w:t xml:space="preserve"> With </w:t>
+      </w:r>
+      <w:r>
+        <w:rPr>
+          <w:rFonts w:ascii="Courier New" w:hAnsi="Courier New"/>
+          <w:color w:val="B42318"/>
+          <w:sz w:val="20"/>
+        </w:rPr>
+        <w:t>.pipe()</w:t>
+      </w:r>
+      <w:r>
+        <w:rPr/>
+        <w:t>, errors don't propagate and streams can leak.</w:t>
+      </w:r>
+    </w:p>
+    <w:p>
+      <w:r>
+        <w:rPr/>
+      </w:r>
+      <w:r>
+        <w:rPr>
+          <w:b/>
+        </w:rPr>
+        <w:t>Example:</w:t>
+      </w:r>
+      <w:r>
+        <w:rPr/>
+        <w:t xml:space="preserve"> A gzip error mid-export rejects the </w:t>
+      </w:r>
+      <w:r>
+        <w:rPr>
+          <w:rFonts w:ascii="Courier New" w:hAnsi="Courier New"/>
+          <w:color w:val="B42318"/>
+          <w:sz w:val="20"/>
+        </w:rPr>
+        <w:t>pipeline</w:t>
+      </w:r>
+      <w:r>
+        <w:rPr/>
+        <w:t xml:space="preserve"> promise, so the handler can log and end the response.</w:t>
+      </w:r>
+    </w:p>
+    <w:p>
+      <w:r>
+        <w:rPr/>
+      </w:r>
+      <w:r>
+        <w:rPr>
+          <w:b/>
+        </w:rPr>
+        <w:t>Say it like this:</w:t>
+      </w:r>
+      <w:r>
+        <w:rPr/>
+        <w:t xml:space="preserve"> "pipeline handles errors and cleanup for every stage, which .pipe doesn't."</w:t>
+      </w:r>
+    </w:p>
+    <w:p>
+      <w:pPr>
+        <w:pBdr>
+          <w:bottom w:val="single" w:sz="6" w:space="1" w:color="BFC7D5"/>
+        </w:pBdr>
+      </w:pPr>
+    </w:p>
+    <w:p>
+      <w:pPr>
+        <w:keepNext/>
+        <w:spacing w:before="200"/>
+      </w:pPr>
+      <w:r>
+        <w:rPr>
+          <w:color w:val="1F3A5F"/>
+          <w:sz w:val="24"/>
+        </w:rPr>
+      </w:r>
+      <w:r>
+        <w:rPr>
+          <w:b/>
+          <w:color w:val="1F3A5F"/>
+          <w:sz w:val="24"/>
+        </w:rPr>
+        <w:t xml:space="preserve">Q37. What is the </w:t>
+      </w:r>
+      <w:r>
+        <w:rPr>
+          <w:rFonts w:ascii="Courier New" w:hAnsi="Courier New"/>
+          <w:b/>
+          <w:color w:val="1F3A5F"/>
+          <w:sz w:val="24"/>
+        </w:rPr>
+        <w:t>http.Agent</w:t>
+      </w:r>
+      <w:r>
+        <w:rPr>
+          <w:b/>
+          <w:color w:val="1F3A5F"/>
+          <w:sz w:val="24"/>
+        </w:rPr>
+        <w:t xml:space="preserve"> and keep-alive?</w:t>
+      </w:r>
+      <w:r>
+        <w:rPr>
+          <w:color w:val="1F3A5F"/>
+          <w:sz w:val="24"/>
+        </w:rPr>
+      </w:r>
+    </w:p>
+    <w:p>
+      <w:r>
+        <w:rPr/>
+      </w:r>
+      <w:r>
+        <w:rPr>
+          <w:b/>
+        </w:rPr>
+        <w:t>Short answer:</w:t>
+      </w:r>
+      <w:r>
+        <w:rPr/>
+        <w:t xml:space="preserve"> The agent pools TCP connections for outbound HTTP; keep-alive reuses them instead of opening a new connection (and TLS handshake) per request.</w:t>
+      </w:r>
+    </w:p>
+    <w:p>
+      <w:r>
+        <w:rPr/>
+      </w:r>
+      <w:r>
+        <w:rPr>
+          <w:b/>
+        </w:rPr>
+        <w:t>Explanation:</w:t>
+      </w:r>
+      <w:r>
+        <w:rPr/>
+        <w:t xml:space="preserve"> Node 19+ enables keep-alive by default; tune </w:t>
+      </w:r>
+      <w:r>
+        <w:rPr>
+          <w:rFonts w:ascii="Courier New" w:hAnsi="Courier New"/>
+          <w:color w:val="B42318"/>
+          <w:sz w:val="20"/>
+        </w:rPr>
+        <w:t>maxSockets</w:t>
+      </w:r>
+      <w:r>
+        <w:rPr/>
+        <w:t xml:space="preserve"> for high-throughput clients.</w:t>
+      </w:r>
+    </w:p>
+    <w:p>
+      <w:r>
+        <w:rPr/>
+      </w:r>
+      <w:r>
+        <w:rPr>
+          <w:b/>
+        </w:rPr>
+        <w:t>Example:</w:t>
+      </w:r>
+      <w:r>
+        <w:rPr/>
+        <w:t xml:space="preserve"> Calling the transcription API thousands of times an hour with keep-alive saves a TLS handshake on each call.</w:t>
+      </w:r>
+    </w:p>
+    <w:p>
+      <w:r>
+        <w:rPr/>
+      </w:r>
+      <w:r>
+        <w:rPr>
+          <w:b/>
+        </w:rPr>
+        <w:t>Say it like this:</w:t>
+      </w:r>
+      <w:r>
+        <w:rPr/>
+        <w:t xml:space="preserve"> "Reusing connections removes handshake latency on every outbound call, which adds up fast in pipelines."</w:t>
+      </w:r>
+    </w:p>
+    <w:p>
+      <w:pPr>
+        <w:pBdr>
+          <w:bottom w:val="single" w:sz="6" w:space="1" w:color="BFC7D5"/>
+        </w:pBdr>
+      </w:pPr>
+    </w:p>
+    <w:p>
+      <w:pPr>
+        <w:keepNext/>
+        <w:spacing w:before="200"/>
+      </w:pPr>
+      <w:r>
+        <w:rPr>
+          <w:color w:val="1F3A5F"/>
+          <w:sz w:val="24"/>
+        </w:rPr>
+      </w:r>
+      <w:r>
+        <w:rPr>
+          <w:b/>
+          <w:color w:val="1F3A5F"/>
+          <w:sz w:val="24"/>
+        </w:rPr>
+        <w:t>Q38. How do you handle uploads of large files in Node without running out of memory?</w:t>
+      </w:r>
+      <w:r>
+        <w:rPr>
+          <w:color w:val="1F3A5F"/>
+          <w:sz w:val="24"/>
+        </w:rPr>
+      </w:r>
+    </w:p>
+    <w:p>
+      <w:r>
+        <w:rPr/>
+      </w:r>
+      <w:r>
+        <w:rPr>
+          <w:b/>
+        </w:rPr>
+        <w:t>Short answer:</w:t>
+      </w:r>
+      <w:r>
+        <w:rPr/>
+        <w:t xml:space="preserve"> Stream the request body to storage (S3 multipart upload or disk) instead of buffering it, with size limits.</w:t>
+      </w:r>
+    </w:p>
+    <w:p>
+      <w:r>
+        <w:rPr/>
+      </w:r>
+      <w:r>
+        <w:rPr>
+          <w:b/>
+        </w:rPr>
+        <w:t>Explanation:</w:t>
+      </w:r>
+      <w:r>
+        <w:rPr/>
+        <w:t xml:space="preserve"> Better still, use presigned URLs so files go straight to S3.</w:t>
+      </w:r>
+    </w:p>
+    <w:p>
+      <w:r>
+        <w:rPr/>
+      </w:r>
+      <w:r>
+        <w:rPr>
+          <w:b/>
+        </w:rPr>
+        <w:t>Example:</w:t>
+      </w:r>
+      <w:r>
+        <w:rPr/>
+        <w:t xml:space="preserve"> </w:t>
+      </w:r>
+      <w:r>
+        <w:rPr>
+          <w:rFonts w:ascii="Courier New" w:hAnsi="Courier New"/>
+          <w:color w:val="B42318"/>
+          <w:sz w:val="20"/>
+        </w:rPr>
+        <w:t>busboy</w:t>
+      </w:r>
+      <w:r>
+        <w:rPr/>
+        <w:t xml:space="preserve"> streams a multipart file into </w:t>
+      </w:r>
+      <w:r>
+        <w:rPr>
+          <w:rFonts w:ascii="Courier New" w:hAnsi="Courier New"/>
+          <w:color w:val="B42318"/>
+          <w:sz w:val="20"/>
+        </w:rPr>
+        <w:t>@aws-sdk/lib-storage</w:t>
+      </w:r>
+      <w:r>
+        <w:rPr/>
+        <w:t xml:space="preserve"> </w:t>
+      </w:r>
+      <w:r>
+        <w:rPr>
+          <w:rFonts w:ascii="Courier New" w:hAnsi="Courier New"/>
+          <w:color w:val="B42318"/>
+          <w:sz w:val="20"/>
+        </w:rPr>
+        <w:t>Upload</w:t>
+      </w:r>
+      <w:r>
+        <w:rPr/>
+        <w:t>.</w:t>
+      </w:r>
+    </w:p>
+    <w:p>
+      <w:r>
+        <w:rPr/>
+      </w:r>
+      <w:r>
+        <w:rPr>
+          <w:b/>
+        </w:rPr>
+        <w:t>Say it like this:</w:t>
+      </w:r>
+      <w:r>
+        <w:rPr/>
+        <w:t xml:space="preserve"> "Files are streamed, never buffered, and ideally they skip the API entirely with presigned URLs."</w:t>
+      </w:r>
+    </w:p>
+    <w:p>
+      <w:pPr>
+        <w:pBdr>
+          <w:bottom w:val="single" w:sz="6" w:space="1" w:color="BFC7D5"/>
+        </w:pBdr>
+      </w:pPr>
+    </w:p>
+    <w:p>
+      <w:pPr>
+        <w:keepNext/>
+        <w:spacing w:before="200"/>
+      </w:pPr>
+      <w:r>
+        <w:rPr>
+          <w:color w:val="1F3A5F"/>
+          <w:sz w:val="24"/>
+        </w:rPr>
+      </w:r>
+      <w:r>
+        <w:rPr>
+          <w:b/>
+          <w:color w:val="1F3A5F"/>
+          <w:sz w:val="24"/>
+        </w:rPr>
+        <w:t xml:space="preserve">Q39. How does </w:t>
+      </w:r>
+      <w:r>
+        <w:rPr>
+          <w:rFonts w:ascii="Courier New" w:hAnsi="Courier New"/>
+          <w:b/>
+          <w:color w:val="1F3A5F"/>
+          <w:sz w:val="24"/>
+        </w:rPr>
+        <w:t>child_process</w:t>
+      </w:r>
+      <w:r>
+        <w:rPr>
+          <w:b/>
+          <w:color w:val="1F3A5F"/>
+          <w:sz w:val="24"/>
+        </w:rPr>
+        <w:t xml:space="preserve"> work, and when do you use it?</w:t>
+      </w:r>
+      <w:r>
+        <w:rPr>
+          <w:color w:val="1F3A5F"/>
+          <w:sz w:val="24"/>
+        </w:rPr>
+      </w:r>
+    </w:p>
+    <w:p>
+      <w:r>
+        <w:rPr/>
+      </w:r>
+      <w:r>
+        <w:rPr>
+          <w:b/>
+        </w:rPr>
+        <w:t>Short answer:</w:t>
+      </w:r>
+      <w:r>
+        <w:rPr/>
+        <w:t xml:space="preserve"> It runs other programs: </w:t>
+      </w:r>
+      <w:r>
+        <w:rPr>
+          <w:rFonts w:ascii="Courier New" w:hAnsi="Courier New"/>
+          <w:color w:val="B42318"/>
+          <w:sz w:val="20"/>
+        </w:rPr>
+        <w:t>spawn</w:t>
+      </w:r>
+      <w:r>
+        <w:rPr/>
+        <w:t xml:space="preserve"> streams output, </w:t>
+      </w:r>
+      <w:r>
+        <w:rPr>
+          <w:rFonts w:ascii="Courier New" w:hAnsi="Courier New"/>
+          <w:color w:val="B42318"/>
+          <w:sz w:val="20"/>
+        </w:rPr>
+        <w:t>exec</w:t>
+      </w:r>
+      <w:r>
+        <w:rPr/>
+        <w:t xml:space="preserve"> buffers it in a shell, </w:t>
+      </w:r>
+      <w:r>
+        <w:rPr>
+          <w:rFonts w:ascii="Courier New" w:hAnsi="Courier New"/>
+          <w:color w:val="B42318"/>
+          <w:sz w:val="20"/>
+        </w:rPr>
+        <w:t>execFile</w:t>
+      </w:r>
+      <w:r>
+        <w:rPr/>
+        <w:t xml:space="preserve"> runs without a shell, </w:t>
+      </w:r>
+      <w:r>
+        <w:rPr>
+          <w:rFonts w:ascii="Courier New" w:hAnsi="Courier New"/>
+          <w:color w:val="B42318"/>
+          <w:sz w:val="20"/>
+        </w:rPr>
+        <w:t>fork</w:t>
+      </w:r>
+      <w:r>
+        <w:rPr/>
+        <w:t xml:space="preserve"> runs Node scripts with an IPC channel.</w:t>
+      </w:r>
+    </w:p>
+    <w:p>
+      <w:r>
+        <w:rPr/>
+      </w:r>
+      <w:r>
+        <w:rPr>
+          <w:b/>
+        </w:rPr>
+        <w:t>Explanation:</w:t>
+      </w:r>
+      <w:r>
+        <w:rPr/>
+        <w:t xml:space="preserve"> Prefer </w:t>
+      </w:r>
+      <w:r>
+        <w:rPr>
+          <w:rFonts w:ascii="Courier New" w:hAnsi="Courier New"/>
+          <w:color w:val="B42318"/>
+          <w:sz w:val="20"/>
+        </w:rPr>
+        <w:t>execFile</w:t>
+      </w:r>
+      <w:r>
+        <w:rPr/>
+        <w:t xml:space="preserve"> or </w:t>
+      </w:r>
+      <w:r>
+        <w:rPr>
+          <w:rFonts w:ascii="Courier New" w:hAnsi="Courier New"/>
+          <w:color w:val="B42318"/>
+          <w:sz w:val="20"/>
+        </w:rPr>
+        <w:t>spawn</w:t>
+      </w:r>
+      <w:r>
+        <w:rPr/>
+        <w:t xml:space="preserve"> with an argument array to avoid shell injection.</w:t>
+      </w:r>
+    </w:p>
+    <w:p>
+      <w:r>
+        <w:rPr/>
+      </w:r>
+      <w:r>
+        <w:rPr>
+          <w:b/>
+        </w:rPr>
+        <w:t>Example:</w:t>
+      </w:r>
+      <w:r>
+        <w:rPr/>
+        <w:t xml:space="preserve"> </w:t>
+      </w:r>
+      <w:r>
+        <w:rPr>
+          <w:rFonts w:ascii="Courier New" w:hAnsi="Courier New"/>
+          <w:color w:val="B42318"/>
+          <w:sz w:val="20"/>
+        </w:rPr>
+        <w:t>spawn('ffmpeg', ['-i', input, '-ac', '1', output])</w:t>
+      </w:r>
+      <w:r>
+        <w:rPr/>
+        <w:t xml:space="preserve"> to convert recordings.</w:t>
+      </w:r>
+    </w:p>
+    <w:p>
+      <w:r>
+        <w:rPr/>
+      </w:r>
+      <w:r>
+        <w:rPr>
+          <w:b/>
+        </w:rPr>
+        <w:t>Say it like this:</w:t>
+      </w:r>
+      <w:r>
+        <w:rPr/>
+        <w:t xml:space="preserve"> "For external tools like ffmpeg I use spawn with an argument array, never a shell string."</w:t>
+      </w:r>
+    </w:p>
+    <w:p>
+      <w:pPr>
+        <w:pBdr>
+          <w:bottom w:val="single" w:sz="6" w:space="1" w:color="BFC7D5"/>
+        </w:pBdr>
+      </w:pPr>
+    </w:p>
+    <w:p>
+      <w:pPr>
+        <w:keepNext/>
+        <w:spacing w:before="200"/>
+      </w:pPr>
+      <w:r>
+        <w:rPr>
+          <w:color w:val="1F3A5F"/>
+          <w:sz w:val="24"/>
+        </w:rPr>
+      </w:r>
+      <w:r>
+        <w:rPr>
+          <w:b/>
+          <w:color w:val="1F3A5F"/>
+          <w:sz w:val="24"/>
+        </w:rPr>
+        <w:t>Q40. What are Node's built-in test runner and other modern features?</w:t>
+      </w:r>
+      <w:r>
+        <w:rPr>
+          <w:color w:val="1F3A5F"/>
+          <w:sz w:val="24"/>
+        </w:rPr>
+      </w:r>
+    </w:p>
+    <w:p>
+      <w:r>
+        <w:rPr/>
+      </w:r>
+      <w:r>
+        <w:rPr>
+          <w:b/>
+        </w:rPr>
+        <w:t>Short answer:</w:t>
+      </w:r>
+      <w:r>
+        <w:rPr/>
+        <w:t xml:space="preserve"> </w:t>
+      </w:r>
+      <w:r>
+        <w:rPr>
+          <w:rFonts w:ascii="Courier New" w:hAnsi="Courier New"/>
+          <w:color w:val="B42318"/>
+          <w:sz w:val="20"/>
+        </w:rPr>
+        <w:t>node:test</w:t>
+      </w:r>
+      <w:r>
+        <w:rPr/>
+        <w:t xml:space="preserve"> and </w:t>
+      </w:r>
+      <w:r>
+        <w:rPr>
+          <w:rFonts w:ascii="Courier New" w:hAnsi="Courier New"/>
+          <w:color w:val="B42318"/>
+          <w:sz w:val="20"/>
+        </w:rPr>
+        <w:t>node --test</w:t>
+      </w:r>
+      <w:r>
+        <w:rPr/>
+        <w:t xml:space="preserve">, </w:t>
+      </w:r>
+      <w:r>
+        <w:rPr>
+          <w:rFonts w:ascii="Courier New" w:hAnsi="Courier New"/>
+          <w:color w:val="B42318"/>
+          <w:sz w:val="20"/>
+        </w:rPr>
+        <w:t>--watch</w:t>
+      </w:r>
+      <w:r>
+        <w:rPr/>
+        <w:t xml:space="preserve"> mode, </w:t>
+      </w:r>
+      <w:r>
+        <w:rPr>
+          <w:rFonts w:ascii="Courier New" w:hAnsi="Courier New"/>
+          <w:color w:val="B42318"/>
+          <w:sz w:val="20"/>
+        </w:rPr>
+        <w:t>--env-file</w:t>
+      </w:r>
+      <w:r>
+        <w:rPr/>
+        <w:t xml:space="preserve">, native </w:t>
+      </w:r>
+      <w:r>
+        <w:rPr>
+          <w:rFonts w:ascii="Courier New" w:hAnsi="Courier New"/>
+          <w:color w:val="B42318"/>
+          <w:sz w:val="20"/>
+        </w:rPr>
+        <w:t>fetch</w:t>
+      </w:r>
+      <w:r>
+        <w:rPr/>
+        <w:t xml:space="preserve">, </w:t>
+      </w:r>
+      <w:r>
+        <w:rPr>
+          <w:rFonts w:ascii="Courier New" w:hAnsi="Courier New"/>
+          <w:color w:val="B42318"/>
+          <w:sz w:val="20"/>
+        </w:rPr>
+        <w:t>AbortSignal.timeout</w:t>
+      </w:r>
+      <w:r>
+        <w:rPr/>
+        <w:t>, and permission flags.</w:t>
+      </w:r>
+    </w:p>
+    <w:p>
+      <w:r>
+        <w:rPr/>
+      </w:r>
+      <w:r>
+        <w:rPr>
+          <w:b/>
+        </w:rPr>
+        <w:t>Explanation:</w:t>
+      </w:r>
+      <w:r>
+        <w:rPr/>
+        <w:t xml:space="preserve"> For small services the built-in runner removes a dependency; bigger projects still use Vitest or Jest.</w:t>
+      </w:r>
+    </w:p>
+    <w:p>
+      <w:r>
+        <w:rPr/>
+      </w:r>
+      <w:r>
+        <w:rPr>
+          <w:b/>
+        </w:rPr>
+        <w:t>Example:</w:t>
+      </w:r>
+      <w:r>
+        <w:rPr/>
+        <w:t xml:space="preserve"> </w:t>
+      </w:r>
+      <w:r>
+        <w:rPr>
+          <w:rFonts w:ascii="Courier New" w:hAnsi="Courier New"/>
+          <w:color w:val="B42318"/>
+          <w:sz w:val="20"/>
+        </w:rPr>
+        <w:t>node --test --watch src/**/*.test.js</w:t>
+      </w:r>
+      <w:r>
+        <w:rPr/>
+        <w:t>.</w:t>
+      </w:r>
+    </w:p>
+    <w:p>
+      <w:r>
+        <w:rPr/>
+      </w:r>
+      <w:r>
+        <w:rPr>
+          <w:b/>
+        </w:rPr>
+        <w:t>Say it like this:</w:t>
+      </w:r>
+      <w:r>
+        <w:rPr/>
+        <w:t xml:space="preserve"> "Modern Node covers a lot natively: fetch, a test runner, watch mode and env files, so I add fewer dependencies."</w:t>
+      </w:r>
+    </w:p>
+    <w:p>
+      <w:pPr>
+        <w:pBdr>
+          <w:bottom w:val="single" w:sz="6" w:space="1" w:color="BFC7D5"/>
+        </w:pBdr>
+      </w:pPr>
+    </w:p>
+    <w:p>
+      <w:pPr>
+        <w:keepNext/>
+        <w:spacing w:before="200"/>
+      </w:pPr>
+      <w:r>
+        <w:rPr>
+          <w:color w:val="1F3A5F"/>
+          <w:sz w:val="24"/>
+        </w:rPr>
+      </w:r>
+      <w:r>
+        <w:rPr>
+          <w:b/>
+          <w:color w:val="1F3A5F"/>
+          <w:sz w:val="24"/>
+        </w:rPr>
+        <w:t>Q41. How do you structure logging in Node?</w:t>
+      </w:r>
+      <w:r>
+        <w:rPr>
+          <w:color w:val="1F3A5F"/>
+          <w:sz w:val="24"/>
+        </w:rPr>
+      </w:r>
+    </w:p>
+    <w:p>
+      <w:r>
+        <w:rPr/>
+      </w:r>
+      <w:r>
+        <w:rPr>
+          <w:b/>
+        </w:rPr>
+        <w:t>Short answer:</w:t>
+      </w:r>
+      <w:r>
+        <w:rPr/>
+        <w:t xml:space="preserve"> A fast structured logger (pino) writing JSON to stdout, with request IDs, levels and redaction; the platform ships logs.</w:t>
+      </w:r>
+    </w:p>
+    <w:p>
+      <w:r>
+        <w:rPr/>
+      </w:r>
+      <w:r>
+        <w:rPr>
+          <w:b/>
+        </w:rPr>
+        <w:t>Explanation:</w:t>
+      </w:r>
+      <w:r>
+        <w:rPr/>
+        <w:t xml:space="preserve"> Don't write log files inside containers; stdout is collected by the platform.</w:t>
+      </w:r>
+    </w:p>
+    <w:p>
+      <w:r>
+        <w:rPr/>
+      </w:r>
+      <w:r>
+        <w:rPr>
+          <w:b/>
+        </w:rPr>
+        <w:t>Example:</w:t>
+      </w:r>
+      <w:r>
+        <w:rPr/>
+        <w:t xml:space="preserve"> </w:t>
+      </w:r>
+      <w:r>
+        <w:rPr>
+          <w:rFonts w:ascii="Courier New" w:hAnsi="Courier New"/>
+          <w:color w:val="B42318"/>
+          <w:sz w:val="20"/>
+        </w:rPr>
+        <w:t>pino({ redact: ['req.headers.authorization', '*.password'] })</w:t>
+      </w:r>
+      <w:r>
+        <w:rPr/>
+        <w:t>.</w:t>
+      </w:r>
+    </w:p>
+    <w:p>
+      <w:r>
+        <w:rPr/>
+      </w:r>
+      <w:r>
+        <w:rPr>
+          <w:b/>
+        </w:rPr>
+        <w:t>Say it like this:</w:t>
+      </w:r>
+      <w:r>
+        <w:rPr/>
+        <w:t xml:space="preserve"> "JSON to stdout with redaction and request IDs; the platform handles shipping and storage."</w:t>
+      </w:r>
+    </w:p>
+    <w:p>
+      <w:pPr>
+        <w:pBdr>
+          <w:bottom w:val="single" w:sz="6" w:space="1" w:color="BFC7D5"/>
+        </w:pBdr>
+      </w:pPr>
+    </w:p>
+    <w:p>
+      <w:pPr>
+        <w:keepNext/>
+        <w:spacing w:before="200"/>
+      </w:pPr>
+      <w:r>
+        <w:rPr>
+          <w:color w:val="1F3A5F"/>
+          <w:sz w:val="24"/>
+        </w:rPr>
+      </w:r>
+      <w:r>
+        <w:rPr>
+          <w:b/>
+          <w:color w:val="1F3A5F"/>
+          <w:sz w:val="24"/>
+        </w:rPr>
+        <w:t>Q42. How do you make outbound HTTP calls resilient?</w:t>
+      </w:r>
+      <w:r>
+        <w:rPr>
+          <w:color w:val="1F3A5F"/>
+          <w:sz w:val="24"/>
+        </w:rPr>
+      </w:r>
+    </w:p>
+    <w:p>
+      <w:r>
+        <w:rPr/>
+      </w:r>
+      <w:r>
+        <w:rPr>
+          <w:b/>
+        </w:rPr>
+        <w:t>Short answer:</w:t>
+      </w:r>
+      <w:r>
+        <w:rPr/>
+        <w:t xml:space="preserve"> Timeouts, retries with backoff and jitter for safe requests, circuit breakers, and connection pooling.</w:t>
+      </w:r>
+    </w:p>
+    <w:p>
+      <w:r>
+        <w:rPr/>
+      </w:r>
+      <w:r>
+        <w:rPr>
+          <w:b/>
+        </w:rPr>
+        <w:t>Explanation:</w:t>
+      </w:r>
+      <w:r>
+        <w:rPr/>
+        <w:t xml:space="preserve"> Only retry idempotent requests or ones with an idempotency key.</w:t>
+      </w:r>
+    </w:p>
+    <w:p>
+      <w:r>
+        <w:rPr/>
+      </w:r>
+      <w:r>
+        <w:rPr>
+          <w:b/>
+        </w:rPr>
+        <w:t>Example:</w:t>
+      </w:r>
+      <w:r>
+        <w:rPr/>
+        <w:t xml:space="preserve"> </w:t>
+      </w:r>
+      <w:r>
+        <w:rPr>
+          <w:rFonts w:ascii="Courier New" w:hAnsi="Courier New"/>
+          <w:color w:val="B42318"/>
+          <w:sz w:val="20"/>
+        </w:rPr>
+        <w:t>got</w:t>
+      </w:r>
+      <w:r>
+        <w:rPr/>
+        <w:t xml:space="preserve"> or </w:t>
+      </w:r>
+      <w:r>
+        <w:rPr>
+          <w:rFonts w:ascii="Courier New" w:hAnsi="Courier New"/>
+          <w:color w:val="B42318"/>
+          <w:sz w:val="20"/>
+        </w:rPr>
+        <w:t>undici</w:t>
+      </w:r>
+      <w:r>
+        <w:rPr/>
+        <w:t xml:space="preserve"> with a 5 s timeout, 3 retries on 502/503/504, and </w:t>
+      </w:r>
+      <w:r>
+        <w:rPr>
+          <w:rFonts w:ascii="Courier New" w:hAnsi="Courier New"/>
+          <w:color w:val="B42318"/>
+          <w:sz w:val="20"/>
+        </w:rPr>
+        <w:t>opossum</w:t>
+      </w:r>
+      <w:r>
+        <w:rPr/>
+        <w:t xml:space="preserve"> as a circuit breaker.</w:t>
+      </w:r>
+    </w:p>
+    <w:p>
+      <w:r>
+        <w:rPr/>
+      </w:r>
+      <w:r>
+        <w:rPr>
+          <w:b/>
+        </w:rPr>
+        <w:t>Say it like this:</w:t>
+      </w:r>
+      <w:r>
+        <w:rPr/>
+        <w:t xml:space="preserve"> "Every outbound call has a timeout, safe retries, and a circuit breaker, so one bad dependency can't take us down."</w:t>
+      </w:r>
+    </w:p>
+    <w:p>
+      <w:pPr>
+        <w:pBdr>
+          <w:bottom w:val="single" w:sz="6" w:space="1" w:color="BFC7D5"/>
+        </w:pBdr>
+      </w:pPr>
+    </w:p>
+    <w:p>
+      <w:pPr>
+        <w:pStyle w:val="Heading2"/>
+        <w:pBdr>
+          <w:bottom w:val="single" w:sz="6" w:space="1" w:color="BFC7D5"/>
+        </w:pBdr>
+      </w:pPr>
+      <w:r>
+        <w:rPr/>
+        <w:t>🔴 More Advanced</w:t>
+      </w:r>
+    </w:p>
+    <w:p>
+      <w:pPr>
+        <w:keepNext/>
+        <w:spacing w:before="200"/>
+      </w:pPr>
+      <w:r>
+        <w:rPr>
+          <w:color w:val="1F3A5F"/>
+          <w:sz w:val="24"/>
+        </w:rPr>
+      </w:r>
+      <w:r>
+        <w:rPr>
+          <w:b/>
+          <w:color w:val="1F3A5F"/>
+          <w:sz w:val="24"/>
+        </w:rPr>
+        <w:t>Q43. How does garbage collection work in V8?</w:t>
+      </w:r>
+      <w:r>
+        <w:rPr>
+          <w:color w:val="1F3A5F"/>
+          <w:sz w:val="24"/>
+        </w:rPr>
+      </w:r>
+    </w:p>
+    <w:p>
+      <w:r>
+        <w:rPr/>
+      </w:r>
+      <w:r>
+        <w:rPr>
+          <w:b/>
+        </w:rPr>
+        <w:t>Short answer:</w:t>
+      </w:r>
+      <w:r>
+        <w:rPr/>
+        <w:t xml:space="preserve"> Generational: short-lived objects are collected quickly in the young generation (scavenge); survivors move to the old generation, collected by mark-sweep-compact.</w:t>
+      </w:r>
+    </w:p>
+    <w:p>
+      <w:r>
+        <w:rPr/>
+      </w:r>
+      <w:r>
+        <w:rPr>
+          <w:b/>
+        </w:rPr>
+        <w:t>Explanation:</w:t>
+      </w:r>
+      <w:r>
+        <w:rPr/>
+        <w:t xml:space="preserve"> Long GC pauses show up as latency spikes; allocating less and avoiding huge heaps helps. </w:t>
+      </w:r>
+      <w:r>
+        <w:rPr>
+          <w:rFonts w:ascii="Courier New" w:hAnsi="Courier New"/>
+          <w:color w:val="B42318"/>
+          <w:sz w:val="20"/>
+        </w:rPr>
+        <w:t>--max-old-space-size</w:t>
+      </w:r>
+      <w:r>
+        <w:rPr/>
+        <w:t xml:space="preserve"> sets the heap limit.</w:t>
+      </w:r>
+    </w:p>
+    <w:p>
+      <w:r>
+        <w:rPr/>
+      </w:r>
+      <w:r>
+        <w:rPr>
+          <w:b/>
+        </w:rPr>
+        <w:t>Example:</w:t>
+      </w:r>
+      <w:r>
+        <w:rPr/>
+        <w:t xml:space="preserve"> Container memory 1 GB → set </w:t>
+      </w:r>
+      <w:r>
+        <w:rPr>
+          <w:rFonts w:ascii="Courier New" w:hAnsi="Courier New"/>
+          <w:color w:val="B42318"/>
+          <w:sz w:val="20"/>
+        </w:rPr>
+        <w:t>--max-old-space-size=768</w:t>
+      </w:r>
+      <w:r>
+        <w:rPr/>
+        <w:t xml:space="preserve"> so Node collects before the container is OOM-killed.</w:t>
+      </w:r>
+    </w:p>
+    <w:p>
+      <w:r>
+        <w:rPr/>
+      </w:r>
+      <w:r>
+        <w:rPr>
+          <w:b/>
+        </w:rPr>
+        <w:t>Say it like this:</w:t>
+      </w:r>
+      <w:r>
+        <w:rPr/>
+        <w:t xml:space="preserve"> "Most objects die young and are cheap to collect. I size the heap below the container limit so GC runs before the kernel kills us."</w:t>
+      </w:r>
+    </w:p>
+    <w:p>
+      <w:pPr>
+        <w:pBdr>
+          <w:bottom w:val="single" w:sz="6" w:space="1" w:color="BFC7D5"/>
+        </w:pBdr>
+      </w:pPr>
+    </w:p>
+    <w:p>
+      <w:pPr>
+        <w:keepNext/>
+        <w:spacing w:before="200"/>
+      </w:pPr>
+      <w:r>
+        <w:rPr>
+          <w:color w:val="1F3A5F"/>
+          <w:sz w:val="24"/>
+        </w:rPr>
+      </w:r>
+      <w:r>
+        <w:rPr>
+          <w:b/>
+          <w:color w:val="1F3A5F"/>
+          <w:sz w:val="24"/>
+        </w:rPr>
+        <w:t xml:space="preserve">Q44. What is the cost of </w:t>
+      </w:r>
+      <w:r>
+        <w:rPr>
+          <w:rFonts w:ascii="Courier New" w:hAnsi="Courier New"/>
+          <w:b/>
+          <w:color w:val="1F3A5F"/>
+          <w:sz w:val="24"/>
+        </w:rPr>
+        <w:t>async/await</w:t>
+      </w:r>
+      <w:r>
+        <w:rPr>
+          <w:b/>
+          <w:color w:val="1F3A5F"/>
+          <w:sz w:val="24"/>
+        </w:rPr>
+        <w:t xml:space="preserve"> in hot paths?</w:t>
+      </w:r>
+      <w:r>
+        <w:rPr>
+          <w:color w:val="1F3A5F"/>
+          <w:sz w:val="24"/>
+        </w:rPr>
+      </w:r>
+    </w:p>
+    <w:p>
+      <w:r>
+        <w:rPr/>
+      </w:r>
+      <w:r>
+        <w:rPr>
+          <w:b/>
+        </w:rPr>
+        <w:t>Short answer:</w:t>
+      </w:r>
+      <w:r>
+        <w:rPr/>
+        <w:t xml:space="preserve"> Small but real: each await schedules a microtask; in very hot loops, batching work or avoiding unnecessary awaits helps.</w:t>
+      </w:r>
+    </w:p>
+    <w:p>
+      <w:r>
+        <w:rPr/>
+      </w:r>
+      <w:r>
+        <w:rPr>
+          <w:b/>
+        </w:rPr>
+        <w:t>Explanation:</w:t>
+      </w:r>
+      <w:r>
+        <w:rPr/>
+        <w:t xml:space="preserve"> Sequential awaits in a loop are the bigger problem: they serialise independent work.</w:t>
+      </w:r>
+    </w:p>
+    <w:p>
+      <w:r>
+        <w:rPr/>
+      </w:r>
+      <w:r>
+        <w:rPr>
+          <w:b/>
+        </w:rPr>
+        <w:t>Example:</w:t>
+      </w:r>
+      <w:r>
+        <w:rPr/>
+        <w:t xml:space="preserve"> Replacing </w:t>
+      </w:r>
+      <w:r>
+        <w:rPr>
+          <w:rFonts w:ascii="Courier New" w:hAnsi="Courier New"/>
+          <w:color w:val="B42318"/>
+          <w:sz w:val="20"/>
+        </w:rPr>
+        <w:t>for (const id of ids) await load(id)</w:t>
+      </w:r>
+      <w:r>
+        <w:rPr/>
+        <w:t xml:space="preserve"> with a concurrency-limited </w:t>
+      </w:r>
+      <w:r>
+        <w:rPr>
+          <w:rFonts w:ascii="Courier New" w:hAnsi="Courier New"/>
+          <w:color w:val="B42318"/>
+          <w:sz w:val="20"/>
+        </w:rPr>
+        <w:t>Promise.all</w:t>
+      </w:r>
+      <w:r>
+        <w:rPr/>
+        <w:t>.</w:t>
+      </w:r>
+    </w:p>
+    <w:p>
+      <w:r>
+        <w:rPr/>
+      </w:r>
+      <w:r>
+        <w:rPr>
+          <w:b/>
+        </w:rPr>
+        <w:t>Say it like this:</w:t>
+      </w:r>
+      <w:r>
+        <w:rPr/>
+        <w:t xml:space="preserve"> "The real cost is usually awaiting in sequence when the work could run in parallel, not the await itself."</w:t>
+      </w:r>
+    </w:p>
+    <w:p>
+      <w:pPr>
+        <w:pBdr>
+          <w:bottom w:val="single" w:sz="6" w:space="1" w:color="BFC7D5"/>
+        </w:pBdr>
+      </w:pPr>
+    </w:p>
+    <w:p>
+      <w:pPr>
+        <w:keepNext/>
+        <w:spacing w:before="200"/>
+      </w:pPr>
+      <w:r>
+        <w:rPr>
+          <w:color w:val="1F3A5F"/>
+          <w:sz w:val="24"/>
+        </w:rPr>
+      </w:r>
+      <w:r>
+        <w:rPr>
+          <w:b/>
+          <w:color w:val="1F3A5F"/>
+          <w:sz w:val="24"/>
+        </w:rPr>
+        <w:t>Q45. How do you share state between worker threads?</w:t>
+      </w:r>
+      <w:r>
+        <w:rPr>
+          <w:color w:val="1F3A5F"/>
+          <w:sz w:val="24"/>
+        </w:rPr>
+      </w:r>
+    </w:p>
+    <w:p>
+      <w:r>
+        <w:rPr/>
+      </w:r>
+      <w:r>
+        <w:rPr>
+          <w:b/>
+        </w:rPr>
+        <w:t>Short answer:</w:t>
+      </w:r>
+      <w:r>
+        <w:rPr/>
+        <w:t xml:space="preserve"> Pass messages (copied with structured clone), transfer ArrayBuffers, or share memory with </w:t>
+      </w:r>
+      <w:r>
+        <w:rPr>
+          <w:rFonts w:ascii="Courier New" w:hAnsi="Courier New"/>
+          <w:color w:val="B42318"/>
+          <w:sz w:val="20"/>
+        </w:rPr>
+        <w:t>SharedArrayBuffer</w:t>
+      </w:r>
+      <w:r>
+        <w:rPr/>
+        <w:t xml:space="preserve"> and </w:t>
+      </w:r>
+      <w:r>
+        <w:rPr>
+          <w:rFonts w:ascii="Courier New" w:hAnsi="Courier New"/>
+          <w:color w:val="B42318"/>
+          <w:sz w:val="20"/>
+        </w:rPr>
+        <w:t>Atomics</w:t>
+      </w:r>
+      <w:r>
+        <w:rPr/>
+        <w:t>.</w:t>
+      </w:r>
+    </w:p>
+    <w:p>
+      <w:r>
+        <w:rPr/>
+      </w:r>
+      <w:r>
+        <w:rPr>
+          <w:b/>
+        </w:rPr>
+        <w:t>Explanation:</w:t>
+      </w:r>
+      <w:r>
+        <w:rPr/>
+        <w:t xml:space="preserve"> Messaging is simpler and safer; shared memory is for high-performance numeric work.</w:t>
+      </w:r>
+    </w:p>
+    <w:p>
+      <w:r>
+        <w:rPr/>
+      </w:r>
+      <w:r>
+        <w:rPr>
+          <w:b/>
+        </w:rPr>
+        <w:t>Example:</w:t>
+      </w:r>
+      <w:r>
+        <w:rPr/>
+        <w:t xml:space="preserve"> A worker pool (Piscina) processes images; results are posted back as messages.</w:t>
+      </w:r>
+    </w:p>
+    <w:p>
+      <w:r>
+        <w:rPr/>
+      </w:r>
+      <w:r>
+        <w:rPr>
+          <w:b/>
+        </w:rPr>
+        <w:t>Say it like this:</w:t>
+      </w:r>
+      <w:r>
+        <w:rPr/>
+        <w:t xml:space="preserve"> "Workers talk by messages by default; shared memory is a specialised tool I'd use only with a clear need."</w:t>
+      </w:r>
+    </w:p>
+    <w:p>
+      <w:pPr>
+        <w:pBdr>
+          <w:bottom w:val="single" w:sz="6" w:space="1" w:color="BFC7D5"/>
+        </w:pBdr>
+      </w:pPr>
+    </w:p>
+    <w:p>
+      <w:pPr>
+        <w:keepNext/>
+        <w:spacing w:before="200"/>
+      </w:pPr>
+      <w:r>
+        <w:rPr>
+          <w:color w:val="1F3A5F"/>
+          <w:sz w:val="24"/>
+        </w:rPr>
+      </w:r>
+      <w:r>
+        <w:rPr>
+          <w:b/>
+          <w:color w:val="1F3A5F"/>
+          <w:sz w:val="24"/>
+        </w:rPr>
+        <w:t>Q46. How would you build a CPU-heavy feature in a Node API?</w:t>
+      </w:r>
+      <w:r>
+        <w:rPr>
+          <w:color w:val="1F3A5F"/>
+          <w:sz w:val="24"/>
+        </w:rPr>
+      </w:r>
+    </w:p>
+    <w:p>
+      <w:r>
+        <w:rPr/>
+      </w:r>
+      <w:r>
+        <w:rPr>
+          <w:b/>
+        </w:rPr>
+        <w:t>Short answer:</w:t>
+      </w:r>
+      <w:r>
+        <w:rPr/>
+        <w:t xml:space="preserve"> Offload it: a worker thread pool for short tasks, or a background job queue and a separate service for long or heavy ones.</w:t>
+      </w:r>
+    </w:p>
+    <w:p>
+      <w:r>
+        <w:rPr/>
+      </w:r>
+      <w:r>
+        <w:rPr>
+          <w:b/>
+        </w:rPr>
+        <w:t>Explanation:</w:t>
+      </w:r>
+      <w:r>
+        <w:rPr/>
+        <w:t xml:space="preserve"> Keep request latency predictable; return 202 for long work.</w:t>
+      </w:r>
+    </w:p>
+    <w:p>
+      <w:r>
+        <w:rPr/>
+      </w:r>
+      <w:r>
+        <w:rPr>
+          <w:b/>
+        </w:rPr>
+        <w:t>Example:</w:t>
+      </w:r>
+      <w:r>
+        <w:rPr/>
+        <w:t xml:space="preserve"> PDF report generation moved to a BullMQ worker; the API returns 202 with a job ID.</w:t>
+      </w:r>
+    </w:p>
+    <w:p>
+      <w:r>
+        <w:rPr/>
+      </w:r>
+      <w:r>
+        <w:rPr>
+          <w:b/>
+        </w:rPr>
+        <w:t>Say it like this:</w:t>
+      </w:r>
+      <w:r>
+        <w:rPr/>
+        <w:t xml:space="preserve"> "CPU work never runs on the request thread. Short tasks go to a worker pool; long ones become background jobs."</w:t>
+      </w:r>
+    </w:p>
+    <w:p>
+      <w:pPr>
+        <w:pBdr>
+          <w:bottom w:val="single" w:sz="6" w:space="1" w:color="BFC7D5"/>
+        </w:pBdr>
+      </w:pPr>
+    </w:p>
+    <w:p>
+      <w:pPr>
+        <w:keepNext/>
+        <w:spacing w:before="200"/>
+      </w:pPr>
+      <w:r>
+        <w:rPr>
+          <w:color w:val="1F3A5F"/>
+          <w:sz w:val="24"/>
+        </w:rPr>
+      </w:r>
+      <w:r>
+        <w:rPr>
+          <w:b/>
+          <w:color w:val="1F3A5F"/>
+          <w:sz w:val="24"/>
+        </w:rPr>
+        <w:t>Q47. How do you upgrade Node versions safely?</w:t>
+      </w:r>
+      <w:r>
+        <w:rPr>
+          <w:color w:val="1F3A5F"/>
+          <w:sz w:val="24"/>
+        </w:rPr>
+      </w:r>
+    </w:p>
+    <w:p>
+      <w:r>
+        <w:rPr/>
+      </w:r>
+      <w:r>
+        <w:rPr>
+          <w:b/>
+        </w:rPr>
+        <w:t>Short answer:</w:t>
+      </w:r>
+      <w:r>
+        <w:rPr/>
+        <w:t xml:space="preserve"> Read the changelog for breaking changes, update CI first, run the full test suite, deploy to staging, watch metrics, then roll out.</w:t>
+      </w:r>
+    </w:p>
+    <w:p>
+      <w:r>
+        <w:rPr/>
+      </w:r>
+      <w:r>
+        <w:rPr>
+          <w:b/>
+        </w:rPr>
+        <w:t>Explanation:</w:t>
+      </w:r>
+      <w:r>
+        <w:rPr/>
+        <w:t xml:space="preserve"> Use even-numbered LTS versions in production.</w:t>
+      </w:r>
+    </w:p>
+    <w:p>
+      <w:r>
+        <w:rPr/>
+      </w:r>
+      <w:r>
+        <w:rPr>
+          <w:b/>
+        </w:rPr>
+        <w:t>Example:</w:t>
+      </w:r>
+      <w:r>
+        <w:rPr/>
+        <w:t xml:space="preserve"> Upgrading from Node 18 to 22 changed default keep-alive behaviour, which surfaced in load tests.</w:t>
+      </w:r>
+    </w:p>
+    <w:p>
+      <w:r>
+        <w:rPr/>
+      </w:r>
+      <w:r>
+        <w:rPr>
+          <w:b/>
+        </w:rPr>
+        <w:t>Say it like this:</w:t>
+      </w:r>
+      <w:r>
+        <w:rPr/>
+        <w:t xml:space="preserve"> "LTS only, CI first, then staging with load tests, because runtime upgrades change subtle defaults."</w:t>
+      </w:r>
+    </w:p>
+    <w:p>
+      <w:pPr>
+        <w:pBdr>
+          <w:bottom w:val="single" w:sz="6" w:space="1" w:color="BFC7D5"/>
+        </w:pBdr>
+      </w:pPr>
+    </w:p>
+    <w:p>
+      <w:pPr>
+        <w:keepNext/>
+        <w:spacing w:before="200"/>
+      </w:pPr>
+      <w:r>
+        <w:rPr>
+          <w:color w:val="1F3A5F"/>
+          <w:sz w:val="24"/>
+        </w:rPr>
+      </w:r>
+      <w:r>
+        <w:rPr>
+          <w:b/>
+          <w:color w:val="1F3A5F"/>
+          <w:sz w:val="24"/>
+        </w:rPr>
+        <w:t xml:space="preserve">Q48. What is </w:t>
+      </w:r>
+      <w:r>
+        <w:rPr>
+          <w:rFonts w:ascii="Courier New" w:hAnsi="Courier New"/>
+          <w:b/>
+          <w:color w:val="1F3A5F"/>
+          <w:sz w:val="24"/>
+        </w:rPr>
+        <w:t>AbortController</w:t>
+      </w:r>
+      <w:r>
+        <w:rPr>
+          <w:b/>
+          <w:color w:val="1F3A5F"/>
+          <w:sz w:val="24"/>
+        </w:rPr>
+        <w:t xml:space="preserve"> used for on the server?</w:t>
+      </w:r>
+      <w:r>
+        <w:rPr>
+          <w:color w:val="1F3A5F"/>
+          <w:sz w:val="24"/>
+        </w:rPr>
+      </w:r>
+    </w:p>
+    <w:p>
+      <w:r>
+        <w:rPr/>
+      </w:r>
+      <w:r>
+        <w:rPr>
+          <w:b/>
+        </w:rPr>
+        <w:t>Short answer:</w:t>
+      </w:r>
+      <w:r>
+        <w:rPr/>
+        <w:t xml:space="preserve"> Cancelling in-flight work when it's no longer needed: client disconnects, timeouts, or shutdown.</w:t>
+      </w:r>
+    </w:p>
+    <w:p>
+      <w:r>
+        <w:rPr/>
+      </w:r>
+      <w:r>
+        <w:rPr>
+          <w:b/>
+        </w:rPr>
+        <w:t>Explanation:</w:t>
+      </w:r>
+      <w:r>
+        <w:rPr/>
+        <w:t xml:space="preserve"> Pass the signal down to fetch calls, database queries (where supported) and LLM streams.</w:t>
+      </w:r>
+    </w:p>
+    <w:p>
+      <w:r>
+        <w:rPr/>
+      </w:r>
+      <w:r>
+        <w:rPr>
+          <w:b/>
+        </w:rPr>
+        <w:t>Example:</w:t>
+      </w:r>
+      <w:r>
+        <w:rPr/>
+        <w:t xml:space="preserve"> When an SSE client disconnects, abort the upstream LLM stream to stop paying for tokens.</w:t>
+      </w:r>
+    </w:p>
+    <w:p>
+      <w:r>
+        <w:rPr/>
+      </w:r>
+      <w:r>
+        <w:rPr>
+          <w:b/>
+        </w:rPr>
+        <w:t>Say it like this:</w:t>
+      </w:r>
+      <w:r>
+        <w:rPr/>
+        <w:t xml:space="preserve"> "If nobody's waiting for the result, I cancel the work. AbortController carries that signal through the call chain."</w:t>
+      </w:r>
+    </w:p>
+    <w:p>
+      <w:pPr>
+        <w:pBdr>
+          <w:bottom w:val="single" w:sz="6" w:space="1" w:color="BFC7D5"/>
+        </w:pBdr>
+      </w:pPr>
+    </w:p>
+    <w:p>
+      <w:pPr>
+        <w:pStyle w:val="Heading2"/>
+        <w:pBdr>
+          <w:bottom w:val="single" w:sz="6" w:space="1" w:color="BFC7D5"/>
+        </w:pBdr>
+      </w:pPr>
+      <w:r>
+        <w:rPr/>
+        <w:t>🧩 More Scenarios</w:t>
+      </w:r>
+    </w:p>
+    <w:p>
+      <w:pPr>
+        <w:keepNext/>
+        <w:spacing w:before="200"/>
+      </w:pPr>
+      <w:r>
+        <w:rPr>
+          <w:color w:val="1F3A5F"/>
+          <w:sz w:val="24"/>
+        </w:rPr>
+      </w:r>
+      <w:r>
+        <w:rPr>
+          <w:b/>
+          <w:color w:val="1F3A5F"/>
+          <w:sz w:val="24"/>
+        </w:rPr>
+        <w:t>Q49. A Node service crashes with "JavaScript heap out of memory" during a large export. What do you do?</w:t>
+      </w:r>
+      <w:r>
+        <w:rPr>
+          <w:color w:val="1F3A5F"/>
+          <w:sz w:val="24"/>
+        </w:rPr>
+      </w:r>
+    </w:p>
+    <w:p>
+      <w:r>
+        <w:rPr/>
+      </w:r>
+      <w:r>
+        <w:rPr>
+          <w:b/>
+        </w:rPr>
+        <w:t>Short answer:</w:t>
+      </w:r>
+      <w:r>
+        <w:rPr/>
+        <w:t xml:space="preserve"> Stream the export instead of building it in memory: cursor through the database and pipe rows to the response or to S3.</w:t>
+      </w:r>
+    </w:p>
+    <w:p>
+      <w:r>
+        <w:rPr/>
+      </w:r>
+      <w:r>
+        <w:rPr>
+          <w:b/>
+        </w:rPr>
+        <w:t>Explanation:</w:t>
+      </w:r>
+      <w:r>
+        <w:rPr/>
+        <w:t xml:space="preserve"> Raising the heap limit only delays the crash.</w:t>
+      </w:r>
+    </w:p>
+    <w:p>
+      <w:r>
+        <w:rPr/>
+      </w:r>
+      <w:r>
+        <w:rPr>
+          <w:b/>
+        </w:rPr>
+        <w:t>Example:</w:t>
+      </w:r>
+      <w:r>
+        <w:rPr/>
+        <w:t xml:space="preserve"> </w:t>
+      </w:r>
+      <w:r>
+        <w:rPr>
+          <w:rFonts w:ascii="Courier New" w:hAnsi="Courier New"/>
+          <w:color w:val="B42318"/>
+          <w:sz w:val="20"/>
+        </w:rPr>
+        <w:t>pg-query-stream</w:t>
+      </w:r>
+      <w:r>
+        <w:rPr/>
+        <w:t xml:space="preserve"> → CSV transform → gzip → S3 upload stream.</w:t>
+      </w:r>
+    </w:p>
+    <w:p>
+      <w:r>
+        <w:rPr/>
+      </w:r>
+      <w:r>
+        <w:rPr>
+          <w:b/>
+        </w:rPr>
+        <w:t>Say it like this:</w:t>
+      </w:r>
+      <w:r>
+        <w:rPr/>
+        <w:t xml:space="preserve"> "The fix is streaming, not more memory. Rows flow from the database to the destination without ever being held all at once."</w:t>
+      </w:r>
+    </w:p>
+    <w:p>
+      <w:pPr>
+        <w:pBdr>
+          <w:bottom w:val="single" w:sz="6" w:space="1" w:color="BFC7D5"/>
+        </w:pBdr>
+      </w:pPr>
+    </w:p>
+    <w:p>
+      <w:pPr>
+        <w:keepNext/>
+        <w:spacing w:before="200"/>
+      </w:pPr>
+      <w:r>
+        <w:rPr>
+          <w:color w:val="1F3A5F"/>
+          <w:sz w:val="24"/>
+        </w:rPr>
+      </w:r>
+      <w:r>
+        <w:rPr>
+          <w:b/>
+          <w:color w:val="1F3A5F"/>
+          <w:sz w:val="24"/>
+        </w:rPr>
+        <w:t>Q50. CPU on one Node instance is 100% while others are idle. Why?</w:t>
+      </w:r>
+      <w:r>
+        <w:rPr>
+          <w:color w:val="1F3A5F"/>
+          <w:sz w:val="24"/>
+        </w:rPr>
+      </w:r>
+    </w:p>
+    <w:p>
+      <w:r>
+        <w:rPr/>
+      </w:r>
+      <w:r>
+        <w:rPr>
+          <w:b/>
+        </w:rPr>
+        <w:t>Short answer:</w:t>
+      </w:r>
+      <w:r>
+        <w:rPr/>
+        <w:t xml:space="preserve"> Uneven load balancing (sticky sessions, long-lived connections), or one expensive request pattern routed to it.</w:t>
+      </w:r>
+    </w:p>
+    <w:p>
+      <w:r>
+        <w:rPr/>
+      </w:r>
+      <w:r>
+        <w:rPr>
+          <w:b/>
+        </w:rPr>
+        <w:t>Explanation:</w:t>
+      </w:r>
+      <w:r>
+        <w:rPr/>
+        <w:t xml:space="preserve"> Check load balancer algorithm, WebSocket distribution and per-instance request rates.</w:t>
+      </w:r>
+    </w:p>
+    <w:p>
+      <w:r>
+        <w:rPr/>
+      </w:r>
+      <w:r>
+        <w:rPr>
+          <w:b/>
+        </w:rPr>
+        <w:t>Example:</w:t>
+      </w:r>
+      <w:r>
+        <w:rPr/>
+        <w:t xml:space="preserve"> WebSocket connections pinned to the first instances after a deploy; enabling least-connections balancing fixed it.</w:t>
+      </w:r>
+    </w:p>
+    <w:p>
+      <w:r>
+        <w:rPr/>
+      </w:r>
+      <w:r>
+        <w:rPr>
+          <w:b/>
+        </w:rPr>
+        <w:t>Say it like this:</w:t>
+      </w:r>
+      <w:r>
+        <w:rPr/>
+        <w:t xml:space="preserve"> "Uneven CPU usually means uneven traffic, often long-lived connections that never rebalanced."</w:t>
+      </w:r>
+    </w:p>
+    <w:p>
+      <w:pPr>
+        <w:pBdr>
+          <w:bottom w:val="single" w:sz="6" w:space="1" w:color="BFC7D5"/>
+        </w:pBdr>
+      </w:pPr>
+    </w:p>
+    <w:p>
+      <w:pPr>
+        <w:keepNext/>
+        <w:spacing w:before="200"/>
+      </w:pPr>
+      <w:r>
+        <w:rPr>
+          <w:color w:val="1F3A5F"/>
+          <w:sz w:val="24"/>
+        </w:rPr>
+      </w:r>
+      <w:r>
+        <w:rPr>
+          <w:b/>
+          <w:color w:val="1F3A5F"/>
+          <w:sz w:val="24"/>
+        </w:rPr>
+        <w:t>Q51. Requests time out only during deploys. What's happening?</w:t>
+      </w:r>
+      <w:r>
+        <w:rPr>
+          <w:color w:val="1F3A5F"/>
+          <w:sz w:val="24"/>
+        </w:rPr>
+      </w:r>
+    </w:p>
+    <w:p>
+      <w:r>
+        <w:rPr/>
+      </w:r>
+      <w:r>
+        <w:rPr>
+          <w:b/>
+        </w:rPr>
+        <w:t>Short answer:</w:t>
+      </w:r>
+      <w:r>
+        <w:rPr/>
+        <w:t xml:space="preserve"> Old instances are killed before draining, or new ones receive traffic before they're ready.</w:t>
+      </w:r>
+    </w:p>
+    <w:p>
+      <w:r>
+        <w:rPr/>
+      </w:r>
+      <w:r>
+        <w:rPr>
+          <w:b/>
+        </w:rPr>
+        <w:t>Explanation:</w:t>
+      </w:r>
+      <w:r>
+        <w:rPr/>
+        <w:t xml:space="preserve"> Add readiness checks, graceful shutdown on SIGTERM and a deregistration delay.</w:t>
+      </w:r>
+    </w:p>
+    <w:p>
+      <w:r>
+        <w:rPr/>
+      </w:r>
+      <w:r>
+        <w:rPr>
+          <w:b/>
+        </w:rPr>
+        <w:t>Example:</w:t>
+      </w:r>
+      <w:r>
+        <w:rPr/>
+        <w:t xml:space="preserve"> ALB deregistration delay of 30 s plus a SIGTERM handler that finishes in-flight requests.</w:t>
+      </w:r>
+    </w:p>
+    <w:p>
+      <w:r>
+        <w:rPr/>
+      </w:r>
+      <w:r>
+        <w:rPr>
+          <w:b/>
+        </w:rPr>
+        <w:t>Say it like this:</w:t>
+      </w:r>
+      <w:r>
+        <w:rPr/>
+        <w:t xml:space="preserve"> "Deploy-time errors mean the handover isn't graceful. Readiness checks and draining fix both ends."</w:t>
+      </w:r>
+    </w:p>
+    <w:p>
+      <w:pPr>
+        <w:pBdr>
+          <w:bottom w:val="single" w:sz="6" w:space="1" w:color="BFC7D5"/>
+        </w:pBdr>
+      </w:pPr>
+    </w:p>
+    <w:p>
+      <w:pPr>
+        <w:keepNext/>
+        <w:spacing w:before="200"/>
+      </w:pPr>
+      <w:r>
+        <w:rPr>
+          <w:color w:val="1F3A5F"/>
+          <w:sz w:val="24"/>
+        </w:rPr>
+      </w:r>
+      <w:r>
+        <w:rPr>
+          <w:b/>
+          <w:color w:val="1F3A5F"/>
+          <w:sz w:val="24"/>
+        </w:rPr>
+        <w:t>Q52. A third-party SDK logs secrets to the console. How do you handle it?</w:t>
+      </w:r>
+      <w:r>
+        <w:rPr>
+          <w:color w:val="1F3A5F"/>
+          <w:sz w:val="24"/>
+        </w:rPr>
+      </w:r>
+    </w:p>
+    <w:p>
+      <w:r>
+        <w:rPr/>
+      </w:r>
+      <w:r>
+        <w:rPr>
+          <w:b/>
+        </w:rPr>
+        <w:t>Short answer:</w:t>
+      </w:r>
+      <w:r>
+        <w:rPr/>
+        <w:t xml:space="preserve"> Configure or patch its logger, redact at the logging layer, report the issue upstream, and rotate any leaked secrets.</w:t>
+      </w:r>
+    </w:p>
+    <w:p>
+      <w:r>
+        <w:rPr/>
+      </w:r>
+      <w:r>
+        <w:rPr>
+          <w:b/>
+        </w:rPr>
+        <w:t>Explanation:</w:t>
+      </w:r>
+      <w:r>
+        <w:rPr/>
+        <w:t xml:space="preserve"> Check log storage for exposure and restrict access.</w:t>
+      </w:r>
+    </w:p>
+    <w:p>
+      <w:r>
+        <w:rPr/>
+      </w:r>
+      <w:r>
+        <w:rPr>
+          <w:b/>
+        </w:rPr>
+        <w:t>Example:</w:t>
+      </w:r>
+      <w:r>
+        <w:rPr/>
+        <w:t xml:space="preserve"> Wrap the SDK's logger option with a redacting function.</w:t>
+      </w:r>
+    </w:p>
+    <w:p>
+      <w:r>
+        <w:rPr/>
+      </w:r>
+      <w:r>
+        <w:rPr>
+          <w:b/>
+        </w:rPr>
+        <w:t>Say it like this:</w:t>
+      </w:r>
+      <w:r>
+        <w:rPr/>
+        <w:t xml:space="preserve"> "Rotate first, then stop the leak at the logging layer, then fix it upstream."</w:t>
+      </w:r>
+    </w:p>
+    <w:p>
+      <w:pPr>
+        <w:pBdr>
+          <w:bottom w:val="single" w:sz="6" w:space="1" w:color="BFC7D5"/>
+        </w:pBdr>
+      </w:pPr>
+    </w:p>
+    <w:p>
+      <w:pPr>
+        <w:pStyle w:val="Heading2"/>
+        <w:pBdr>
+          <w:bottom w:val="single" w:sz="6" w:space="1" w:color="BFC7D5"/>
+        </w:pBdr>
+      </w:pPr>
+      <w:r>
+        <w:rPr/>
+        <w:t>🎯 From Your Resume</w:t>
+      </w:r>
+    </w:p>
+    <w:p>
+      <w:pPr>
+        <w:keepNext/>
+        <w:spacing w:before="200"/>
+      </w:pPr>
+      <w:r>
+        <w:rPr>
+          <w:color w:val="1F3A5F"/>
+          <w:sz w:val="24"/>
+        </w:rPr>
+      </w:r>
+      <w:r>
+        <w:rPr>
+          <w:b/>
+          <w:color w:val="1F3A5F"/>
+          <w:sz w:val="24"/>
+        </w:rPr>
+        <w:t>Q53. "Tell me about the Express backends in your Blood Bank and Quiz projects."</w:t>
+      </w:r>
+      <w:r>
+        <w:rPr>
+          <w:color w:val="1F3A5F"/>
+          <w:sz w:val="24"/>
+        </w:rPr>
+      </w:r>
+    </w:p>
+    <w:p>
+      <w:r>
+        <w:rPr/>
+      </w:r>
+      <w:r>
+        <w:rPr>
+          <w:b/>
+        </w:rPr>
+        <w:t>Short answer:</w:t>
+      </w:r>
+      <w:r>
+        <w:rPr/>
+        <w:t xml:space="preserve"> Express REST APIs with Mongoose and MongoDB, role-based routes for donors, hospitals and organisations (Blood Bank) or teachers and students (Quiz), with JWT authentication.</w:t>
+      </w:r>
+    </w:p>
+    <w:p>
+      <w:r>
+        <w:rPr/>
+      </w:r>
+      <w:r>
+        <w:rPr>
+          <w:b/>
+        </w:rPr>
+        <w:t>Explanation:</w:t>
+      </w:r>
+      <w:r>
+        <w:rPr/>
+        <w:t xml:space="preserve"> Be ready to explain the routes, how roles were enforced in middleware, and the data model. Also say what you'd change now (validation, tests, TypeScript).</w:t>
+      </w:r>
+    </w:p>
+    <w:p>
+      <w:r>
+        <w:rPr/>
+      </w:r>
+      <w:r>
+        <w:rPr>
+          <w:b/>
+        </w:rPr>
+        <w:t>Example:</w:t>
+      </w:r>
+      <w:r>
+        <w:rPr/>
+        <w:t xml:space="preserve"> </w:t>
+      </w:r>
+      <w:r>
+        <w:rPr>
+          <w:rFonts w:ascii="Courier New" w:hAnsi="Courier New"/>
+          <w:color w:val="B42318"/>
+          <w:sz w:val="20"/>
+        </w:rPr>
+        <w:t>POST /donations</w:t>
+      </w:r>
+      <w:r>
+        <w:rPr/>
+        <w:t xml:space="preserve"> allowed only for donors; </w:t>
+      </w:r>
+      <w:r>
+        <w:rPr>
+          <w:rFonts w:ascii="Courier New" w:hAnsi="Courier New"/>
+          <w:color w:val="B42318"/>
+          <w:sz w:val="20"/>
+        </w:rPr>
+        <w:t>GET /inventory</w:t>
+      </w:r>
+      <w:r>
+        <w:rPr/>
+        <w:t xml:space="preserve"> only for organisations, checked in an </w:t>
+      </w:r>
+      <w:r>
+        <w:rPr>
+          <w:rFonts w:ascii="Courier New" w:hAnsi="Courier New"/>
+          <w:color w:val="B42318"/>
+          <w:sz w:val="20"/>
+        </w:rPr>
+        <w:t>authorize('organisation')</w:t>
+      </w:r>
+      <w:r>
+        <w:rPr/>
+        <w:t xml:space="preserve"> middleware.</w:t>
+      </w:r>
+    </w:p>
+    <w:p>
+      <w:r>
+        <w:rPr/>
+      </w:r>
+      <w:r>
+        <w:rPr>
+          <w:b/>
+        </w:rPr>
+        <w:t>Say it like this:</w:t>
+      </w:r>
+      <w:r>
+        <w:rPr/>
+        <w:t xml:space="preserve"> "Both were Express APIs on MongoDB with JWT auth and role middleware. Today I'd add schema validation on every route, integration tests, and TypeScript, which I use on all my current work."</w:t>
+      </w:r>
+    </w:p>
+    <w:p>
+      <w:pPr>
+        <w:pBdr>
+          <w:bottom w:val="single" w:sz="6" w:space="1" w:color="BFC7D5"/>
+        </w:pBdr>
+      </w:pPr>
+    </w:p>
+    <w:p>
+      <w:pPr>
+        <w:keepNext/>
+        <w:spacing w:before="200"/>
+      </w:pPr>
+      <w:r>
+        <w:rPr>
+          <w:color w:val="1F3A5F"/>
+          <w:sz w:val="24"/>
+        </w:rPr>
+      </w:r>
+      <w:r>
+        <w:rPr>
+          <w:b/>
+          <w:color w:val="1F3A5F"/>
+          <w:sz w:val="24"/>
+        </w:rPr>
+        <w:t>Q54. "Your resume says full-stack. What backend work do you own day to day?"</w:t>
       </w:r>
       <w:r>
         <w:rPr>
